--- a/Documentation/GDD/Heart of Ruin - GDD.docx
+++ b/Documentation/GDD/Heart of Ruin - GDD.docx
@@ -590,7 +590,7 @@
           <w:sz w:val="32"/>
           <w:szCs w:val="32"/>
         </w:rPr>
-        <w:t>. UI/UX Design</w:t>
+        <w:t>. Project Scope</w:t>
       </w:r>
     </w:p>
     <w:p>
@@ -598,74 +598,12 @@
         <w:t>8</w:t>
       </w:r>
       <w:r>
-        <w:t>.1 Menus</w:t>
+        <w:t>.1 Team Roles</w:t>
       </w:r>
     </w:p>
     <w:p>
       <w:r>
         <w:t>8</w:t>
-      </w:r>
-      <w:r>
-        <w:t xml:space="preserve">.2 HUD </w:t>
-      </w:r>
-    </w:p>
-    <w:p>
-      <w:r>
-        <w:t>8</w:t>
-      </w:r>
-      <w:r>
-        <w:t>.3 Accessibility Features</w:t>
-      </w:r>
-    </w:p>
-    <w:p>
-      <w:pPr>
-        <w:rPr>
-          <w:b/>
-          <w:bCs/>
-          <w:sz w:val="32"/>
-          <w:szCs w:val="32"/>
-        </w:rPr>
-      </w:pPr>
-    </w:p>
-    <w:p>
-      <w:pPr>
-        <w:rPr>
-          <w:b/>
-          <w:bCs/>
-          <w:sz w:val="32"/>
-          <w:szCs w:val="32"/>
-        </w:rPr>
-      </w:pPr>
-      <w:r>
-        <w:rPr>
-          <w:b/>
-          <w:bCs/>
-          <w:sz w:val="32"/>
-          <w:szCs w:val="32"/>
-        </w:rPr>
-        <w:t>9</w:t>
-      </w:r>
-      <w:r>
-        <w:rPr>
-          <w:b/>
-          <w:bCs/>
-          <w:sz w:val="32"/>
-          <w:szCs w:val="32"/>
-        </w:rPr>
-        <w:t>. Project Scope</w:t>
-      </w:r>
-    </w:p>
-    <w:p>
-      <w:r>
-        <w:t>9</w:t>
-      </w:r>
-      <w:r>
-        <w:t>.1 Team Roles</w:t>
-      </w:r>
-    </w:p>
-    <w:p>
-      <w:r>
-        <w:t>9</w:t>
       </w:r>
       <w:r>
         <w:t>.2 Timeline</w:t>
@@ -770,6 +708,56 @@
     </w:p>
     <w:p/>
     <w:p/>
+    <w:p>
+      <w:pPr>
+        <w:rPr>
+          <w:b/>
+          <w:bCs/>
+          <w:sz w:val="40"/>
+          <w:szCs w:val="40"/>
+        </w:rPr>
+      </w:pPr>
+    </w:p>
+    <w:p>
+      <w:pPr>
+        <w:rPr>
+          <w:b/>
+          <w:bCs/>
+          <w:sz w:val="40"/>
+          <w:szCs w:val="40"/>
+        </w:rPr>
+      </w:pPr>
+    </w:p>
+    <w:p>
+      <w:pPr>
+        <w:rPr>
+          <w:b/>
+          <w:bCs/>
+          <w:sz w:val="40"/>
+          <w:szCs w:val="40"/>
+        </w:rPr>
+      </w:pPr>
+    </w:p>
+    <w:p>
+      <w:pPr>
+        <w:rPr>
+          <w:b/>
+          <w:bCs/>
+          <w:sz w:val="40"/>
+          <w:szCs w:val="40"/>
+        </w:rPr>
+      </w:pPr>
+    </w:p>
+    <w:p>
+      <w:pPr>
+        <w:rPr>
+          <w:b/>
+          <w:bCs/>
+          <w:sz w:val="40"/>
+          <w:szCs w:val="40"/>
+        </w:rPr>
+      </w:pPr>
+    </w:p>
     <w:p>
       <w:pPr>
         <w:rPr>
@@ -3864,8 +3852,21 @@
         <w:t xml:space="preserve"> readability and visual storytelling. Silhouette clarity, contrasting colours and expressive details are critical to make each character instantly recognisable.</w:t>
       </w:r>
       <w:r>
-        <w:t xml:space="preserve"> All character profiles are located in Taliesin Games GDD Documentation.</w:t>
-      </w:r>
+        <w:t xml:space="preserve"> </w:t>
+      </w:r>
+    </w:p>
+    <w:p>
+      <w:r>
+        <w:t>All character profiles are located in Taliesin Games GDD Documentation.</w:t>
+      </w:r>
+    </w:p>
+    <w:p>
+      <w:pPr>
+        <w:rPr>
+          <w:b/>
+          <w:bCs/>
+        </w:rPr>
+      </w:pPr>
     </w:p>
     <w:p>
       <w:pPr>
@@ -4106,6 +4107,7 @@
           <w:b/>
           <w:bCs/>
         </w:rPr>
+        <w:lastRenderedPageBreak/>
         <w:t>Texture &amp; Material:</w:t>
       </w:r>
       <w:r>
@@ -4130,193 +4132,332 @@
           <w:b/>
           <w:bCs/>
         </w:rPr>
+        <w:t>Face / Features:</w:t>
+      </w:r>
+      <w:r>
+        <w:t xml:space="preserve"> Round snout with a twitching nose, small bright eyes full of intelligence, short, rounded ears. Gentle expressions convey curiosity and friendliness.</w:t>
+      </w:r>
+    </w:p>
+    <w:p>
+      <w:r>
+        <w:rPr>
+          <w:b/>
+          <w:bCs/>
+        </w:rPr>
+        <w:t>Accessories / Detail:</w:t>
+      </w:r>
+      <w:r>
+        <w:t xml:space="preserve"> Shelves or bags behind the counter for storing wares. Magical trinkets or glowing crystals hang from belts. Occasionally, a small lantern or crystal glows on the stall.</w:t>
+      </w:r>
+    </w:p>
+    <w:p>
+      <w:r>
+        <w:rPr>
+          <w:b/>
+          <w:bCs/>
+        </w:rPr>
+        <w:t>Movement:</w:t>
+      </w:r>
+      <w:r>
+        <w:t xml:space="preserve"> Mostly stationary, small gestures like leaning forward, adjusting items, or twitching nose and whiskers.</w:t>
+      </w:r>
+    </w:p>
+    <w:p>
+      <w:pPr>
+        <w:rPr>
+          <w:b/>
+          <w:bCs/>
+        </w:rPr>
+      </w:pPr>
+    </w:p>
+    <w:p>
+      <w:pPr>
+        <w:rPr>
+          <w:b/>
+          <w:bCs/>
+        </w:rPr>
+      </w:pPr>
+      <w:r>
+        <w:rPr>
+          <w:b/>
+          <w:bCs/>
+        </w:rPr>
+        <w:t>Stump Folk Enemy</w:t>
+      </w:r>
+    </w:p>
+    <w:p>
+      <w:r>
+        <w:rPr>
+          <w:b/>
+          <w:bCs/>
+        </w:rPr>
+        <w:t>Size &amp; Shape:</w:t>
+      </w:r>
+      <w:r>
+        <w:t xml:space="preserve"> Knee</w:t>
+      </w:r>
+      <w:r>
+        <w:t xml:space="preserve"> </w:t>
+      </w:r>
+      <w:r>
+        <w:t>to waist</w:t>
+      </w:r>
+      <w:r>
+        <w:t xml:space="preserve"> </w:t>
+      </w:r>
+      <w:r>
+        <w:t>height</w:t>
+      </w:r>
+      <w:r>
+        <w:t xml:space="preserve">. </w:t>
+      </w:r>
+      <w:r>
+        <w:t xml:space="preserve">Cylindrical body </w:t>
+      </w:r>
+      <w:r>
+        <w:t>with roots for legs</w:t>
+      </w:r>
+      <w:r>
+        <w:t>.</w:t>
+      </w:r>
+    </w:p>
+    <w:p>
+      <w:r>
+        <w:rPr>
+          <w:b/>
+          <w:bCs/>
+        </w:rPr>
+        <w:t>Texture &amp; Material:</w:t>
+      </w:r>
+      <w:r>
+        <w:t xml:space="preserve"> Rough, gnarly bark</w:t>
+      </w:r>
+      <w:r>
+        <w:t xml:space="preserve"> with </w:t>
+      </w:r>
+      <w:r>
+        <w:t xml:space="preserve">knots, and twists. </w:t>
+      </w:r>
+    </w:p>
+    <w:p>
+      <w:r>
+        <w:rPr>
+          <w:b/>
+          <w:bCs/>
+        </w:rPr>
+        <w:t>Colour Palette:</w:t>
+      </w:r>
+      <w:r>
+        <w:t xml:space="preserve"> Dark earthy browns with faded greens from moss</w:t>
+      </w:r>
+      <w:r>
+        <w:t xml:space="preserve">. </w:t>
+      </w:r>
+    </w:p>
+    <w:p>
+      <w:r>
+        <w:rPr>
+          <w:b/>
+          <w:bCs/>
+        </w:rPr>
+        <w:t>Face / Features:</w:t>
+      </w:r>
+      <w:r>
+        <w:t xml:space="preserve"> Crude, carved-like face</w:t>
+      </w:r>
+      <w:r>
+        <w:t>. T</w:t>
+      </w:r>
+      <w:r>
+        <w:t>wo knot</w:t>
+      </w:r>
+      <w:r>
+        <w:t xml:space="preserve"> </w:t>
+      </w:r>
+      <w:r>
+        <w:t>holes for eyes, a shallow groove for a mouth.</w:t>
+      </w:r>
+    </w:p>
+    <w:p>
+      <w:r>
+        <w:rPr>
+          <w:b/>
+          <w:bCs/>
+        </w:rPr>
+        <w:t>Accessories / Detail:</w:t>
+      </w:r>
+      <w:r>
+        <w:t xml:space="preserve"> Small patches of moss, or tiny mushrooms on shoulders</w:t>
+      </w:r>
+      <w:r>
+        <w:t>/</w:t>
+      </w:r>
+      <w:r>
+        <w:t xml:space="preserve">tops. Some stumps may </w:t>
+      </w:r>
+      <w:r>
+        <w:t xml:space="preserve">have </w:t>
+      </w:r>
+      <w:r>
+        <w:t>broken branches, leaves, or forest debris.</w:t>
+      </w:r>
+    </w:p>
+    <w:p>
+      <w:r>
+        <w:rPr>
+          <w:b/>
+          <w:bCs/>
+        </w:rPr>
+        <w:t>Movement:</w:t>
+      </w:r>
+      <w:r>
+        <w:t xml:space="preserve"> Slow, shuffling</w:t>
+      </w:r>
+      <w:r>
+        <w:t xml:space="preserve"> from side to side</w:t>
+      </w:r>
+      <w:r>
+        <w:t xml:space="preserve">, deliberate. </w:t>
+      </w:r>
+    </w:p>
+    <w:p>
+      <w:pPr>
+        <w:rPr>
+          <w:b/>
+          <w:bCs/>
+        </w:rPr>
+      </w:pPr>
+    </w:p>
+    <w:p>
+      <w:pPr>
+        <w:rPr>
+          <w:b/>
+          <w:bCs/>
+        </w:rPr>
+      </w:pPr>
+      <w:proofErr w:type="spellStart"/>
+      <w:r>
+        <w:rPr>
+          <w:b/>
+          <w:bCs/>
+        </w:rPr>
+        <w:t>Leshy</w:t>
+      </w:r>
+      <w:proofErr w:type="spellEnd"/>
+      <w:r>
+        <w:rPr>
+          <w:b/>
+          <w:bCs/>
+        </w:rPr>
+        <w:t xml:space="preserve"> Enemy Elite</w:t>
+      </w:r>
+    </w:p>
+    <w:p>
+      <w:r>
+        <w:rPr>
+          <w:b/>
+          <w:bCs/>
+        </w:rPr>
+        <w:t>Size &amp; Shape:</w:t>
+      </w:r>
+      <w:r>
+        <w:t xml:space="preserve"> </w:t>
+      </w:r>
+      <w:r>
+        <w:t>Humanoid 2-3</w:t>
+      </w:r>
+      <w:r>
+        <w:t xml:space="preserve"> meters tall. Long limbs made of twisted bark, with branch-like fingers and antler-like projections on its head.</w:t>
+      </w:r>
+    </w:p>
+    <w:p>
+      <w:r>
+        <w:rPr>
+          <w:b/>
+          <w:bCs/>
+        </w:rPr>
+        <w:t>Texture &amp; Material:</w:t>
+      </w:r>
+      <w:r>
+        <w:t xml:space="preserve"> Rough, knotted bark covering its body, with hanging moss, lichen, and small fungi patches. </w:t>
+      </w:r>
+    </w:p>
+    <w:p>
+      <w:r>
+        <w:rPr>
+          <w:b/>
+          <w:bCs/>
+        </w:rPr>
+        <w:t>Colo</w:t>
+      </w:r>
+      <w:r>
+        <w:rPr>
+          <w:b/>
+          <w:bCs/>
+        </w:rPr>
+        <w:t>u</w:t>
+      </w:r>
+      <w:r>
+        <w:rPr>
+          <w:b/>
+          <w:bCs/>
+        </w:rPr>
+        <w:t>r Palette:</w:t>
+      </w:r>
+      <w:r>
+        <w:t xml:space="preserve"> Deep earthy browns, muted greens, with faint veins of corruption glowing </w:t>
+      </w:r>
+      <w:r>
+        <w:t>through</w:t>
+      </w:r>
+      <w:r>
+        <w:t>.</w:t>
+      </w:r>
+    </w:p>
+    <w:p>
+      <w:r>
+        <w:rPr>
+          <w:b/>
+          <w:bCs/>
+        </w:rPr>
+        <w:t>Face / Features:</w:t>
+      </w:r>
+      <w:r>
+        <w:t xml:space="preserve"> Hollowed eye sockets that faintly glow, no mouth movement</w:t>
+      </w:r>
+      <w:r>
+        <w:t>,</w:t>
+      </w:r>
+      <w:r>
+        <w:t xml:space="preserve"> expressionless and stoic.</w:t>
+      </w:r>
+    </w:p>
+    <w:p>
+      <w:r>
+        <w:rPr>
+          <w:b/>
+          <w:bCs/>
+        </w:rPr>
+        <w:t>Accessories / Detail:</w:t>
+      </w:r>
+      <w:r>
+        <w:t xml:space="preserve"> Antler-like branches adorned with vines, broken twigs, and occasional leaves. </w:t>
+      </w:r>
+    </w:p>
+    <w:p>
+      <w:r>
+        <w:rPr>
+          <w:b/>
+          <w:bCs/>
+        </w:rPr>
         <w:lastRenderedPageBreak/>
-        <w:t>Face / Features:</w:t>
-      </w:r>
-      <w:r>
-        <w:t xml:space="preserve"> Round snout with a twitching nose, small bright eyes full of intelligence, short, rounded ears. Gentle expressions convey curiosity and friendliness.</w:t>
-      </w:r>
-    </w:p>
-    <w:p>
-      <w:r>
-        <w:rPr>
-          <w:b/>
-          <w:bCs/>
-        </w:rPr>
-        <w:t>Accessories / Detail:</w:t>
-      </w:r>
-      <w:r>
-        <w:t xml:space="preserve"> Shelves or bags behind the counter for storing wares. Magical trinkets or glowing crystals hang from belts. Occasionally, a small lantern or crystal glows on the stall.</w:t>
-      </w:r>
-    </w:p>
-    <w:p>
-      <w:r>
-        <w:rPr>
-          <w:b/>
-          <w:bCs/>
-        </w:rPr>
         <w:t>Movement:</w:t>
       </w:r>
       <w:r>
-        <w:t xml:space="preserve"> Mostly stationary, small gestures like leaning forward, adjusting items, or twitching nose and whiskers.</w:t>
-      </w:r>
-    </w:p>
-    <w:p>
-      <w:pPr>
-        <w:rPr>
-          <w:b/>
-          <w:bCs/>
-        </w:rPr>
-      </w:pPr>
-    </w:p>
-    <w:p>
-      <w:pPr>
-        <w:rPr>
-          <w:b/>
-          <w:bCs/>
-        </w:rPr>
-      </w:pPr>
-      <w:r>
-        <w:rPr>
-          <w:b/>
-          <w:bCs/>
-        </w:rPr>
-        <w:t>Stump Folk Enemy</w:t>
-      </w:r>
-    </w:p>
-    <w:p>
-      <w:r>
-        <w:rPr>
-          <w:b/>
-          <w:bCs/>
-        </w:rPr>
-        <w:t>Size &amp; Shape:</w:t>
-      </w:r>
-      <w:r>
-        <w:t xml:space="preserve"> Knee</w:t>
-      </w:r>
-      <w:r>
-        <w:t xml:space="preserve"> </w:t>
-      </w:r>
-      <w:r>
-        <w:t>to waist</w:t>
-      </w:r>
-      <w:r>
-        <w:t xml:space="preserve"> </w:t>
-      </w:r>
-      <w:r>
-        <w:t>height</w:t>
-      </w:r>
-      <w:r>
-        <w:t xml:space="preserve">. </w:t>
-      </w:r>
-      <w:r>
-        <w:t xml:space="preserve">Cylindrical body </w:t>
-      </w:r>
-      <w:r>
-        <w:t>with roots for legs</w:t>
-      </w:r>
-      <w:r>
-        <w:t>.</w:t>
-      </w:r>
-    </w:p>
-    <w:p>
-      <w:r>
-        <w:rPr>
-          <w:b/>
-          <w:bCs/>
-        </w:rPr>
-        <w:t>Texture &amp; Material:</w:t>
-      </w:r>
-      <w:r>
-        <w:t xml:space="preserve"> Rough, gnarly bark</w:t>
-      </w:r>
-      <w:r>
-        <w:t xml:space="preserve"> with </w:t>
-      </w:r>
-      <w:r>
-        <w:t xml:space="preserve">knots, and twists. </w:t>
-      </w:r>
-    </w:p>
-    <w:p>
-      <w:r>
-        <w:rPr>
-          <w:b/>
-          <w:bCs/>
-        </w:rPr>
-        <w:t>Colour Palette:</w:t>
-      </w:r>
-      <w:r>
-        <w:t xml:space="preserve"> Dark earthy browns with faded greens from moss</w:t>
-      </w:r>
-      <w:r>
-        <w:t xml:space="preserve">. </w:t>
-      </w:r>
-    </w:p>
-    <w:p>
-      <w:r>
-        <w:rPr>
-          <w:b/>
-          <w:bCs/>
-        </w:rPr>
-        <w:t>Face / Features:</w:t>
-      </w:r>
-      <w:r>
-        <w:t xml:space="preserve"> Crude, carved-like face</w:t>
-      </w:r>
-      <w:r>
-        <w:t>. T</w:t>
-      </w:r>
-      <w:r>
-        <w:t>wo knot</w:t>
-      </w:r>
-      <w:r>
-        <w:t xml:space="preserve"> </w:t>
-      </w:r>
-      <w:r>
-        <w:t>holes for eyes, a shallow groove for a mouth.</w:t>
-      </w:r>
-    </w:p>
-    <w:p>
-      <w:r>
-        <w:rPr>
-          <w:b/>
-          <w:bCs/>
-        </w:rPr>
-        <w:t>Accessories / Detail:</w:t>
-      </w:r>
-      <w:r>
-        <w:t xml:space="preserve"> Small patches of moss, or tiny mushrooms on shoulders</w:t>
-      </w:r>
-      <w:r>
-        <w:t>/</w:t>
-      </w:r>
-      <w:r>
-        <w:t xml:space="preserve">tops. Some stumps may </w:t>
-      </w:r>
-      <w:r>
-        <w:t xml:space="preserve">have </w:t>
-      </w:r>
-      <w:r>
-        <w:t>broken branches, leaves, or forest debris.</w:t>
-      </w:r>
-    </w:p>
-    <w:p>
-      <w:r>
-        <w:rPr>
-          <w:b/>
-          <w:bCs/>
-        </w:rPr>
-        <w:t>Movement:</w:t>
-      </w:r>
-      <w:r>
-        <w:t xml:space="preserve"> Slow, shuffling</w:t>
-      </w:r>
-      <w:r>
-        <w:t xml:space="preserve"> from side to side</w:t>
-      </w:r>
-      <w:r>
-        <w:t xml:space="preserve">, deliberate. </w:t>
+        <w:t xml:space="preserve"> Slow, deliberate, and slightly swaying like a tree in the wind. Attacks are deliberate,</w:t>
+      </w:r>
+      <w:r>
+        <w:t xml:space="preserve"> long arcs.</w:t>
       </w:r>
     </w:p>
     <w:p>
@@ -4340,146 +4481,6 @@
           <w:b/>
           <w:bCs/>
         </w:rPr>
-        <w:t>Leshy</w:t>
-      </w:r>
-      <w:proofErr w:type="spellEnd"/>
-      <w:r>
-        <w:rPr>
-          <w:b/>
-          <w:bCs/>
-        </w:rPr>
-        <w:t xml:space="preserve"> Enemy Elite</w:t>
-      </w:r>
-    </w:p>
-    <w:p>
-      <w:r>
-        <w:rPr>
-          <w:b/>
-          <w:bCs/>
-        </w:rPr>
-        <w:t>Size &amp; Shape:</w:t>
-      </w:r>
-      <w:r>
-        <w:t xml:space="preserve"> </w:t>
-      </w:r>
-      <w:r>
-        <w:t>Humanoid 2-3</w:t>
-      </w:r>
-      <w:r>
-        <w:t xml:space="preserve"> meters tall. Long limbs made of twisted bark, with branch-like fingers and antler-like projections on its head.</w:t>
-      </w:r>
-    </w:p>
-    <w:p>
-      <w:r>
-        <w:rPr>
-          <w:b/>
-          <w:bCs/>
-        </w:rPr>
-        <w:t>Texture &amp; Material:</w:t>
-      </w:r>
-      <w:r>
-        <w:t xml:space="preserve"> Rough, knotted bark covering its body, with hanging moss, lichen, and small fungi patches. </w:t>
-      </w:r>
-    </w:p>
-    <w:p>
-      <w:r>
-        <w:rPr>
-          <w:b/>
-          <w:bCs/>
-        </w:rPr>
-        <w:t>Colo</w:t>
-      </w:r>
-      <w:r>
-        <w:rPr>
-          <w:b/>
-          <w:bCs/>
-        </w:rPr>
-        <w:t>u</w:t>
-      </w:r>
-      <w:r>
-        <w:rPr>
-          <w:b/>
-          <w:bCs/>
-        </w:rPr>
-        <w:t>r Palette:</w:t>
-      </w:r>
-      <w:r>
-        <w:t xml:space="preserve"> Deep earthy browns, muted greens, with faint veins of corruption glowing </w:t>
-      </w:r>
-      <w:r>
-        <w:t>through</w:t>
-      </w:r>
-      <w:r>
-        <w:t>.</w:t>
-      </w:r>
-    </w:p>
-    <w:p>
-      <w:r>
-        <w:rPr>
-          <w:b/>
-          <w:bCs/>
-        </w:rPr>
-        <w:t>Face / Features:</w:t>
-      </w:r>
-      <w:r>
-        <w:t xml:space="preserve"> Hollowed eye sockets that faintly glow, no mouth movement</w:t>
-      </w:r>
-      <w:r>
-        <w:t>,</w:t>
-      </w:r>
-      <w:r>
-        <w:t xml:space="preserve"> expressionless and stoic.</w:t>
-      </w:r>
-    </w:p>
-    <w:p>
-      <w:r>
-        <w:rPr>
-          <w:b/>
-          <w:bCs/>
-        </w:rPr>
-        <w:t>Accessories / Detail:</w:t>
-      </w:r>
-      <w:r>
-        <w:t xml:space="preserve"> Antler-like branches adorned with vines, broken twigs, and occasional leaves. </w:t>
-      </w:r>
-    </w:p>
-    <w:p>
-      <w:r>
-        <w:rPr>
-          <w:b/>
-          <w:bCs/>
-        </w:rPr>
-        <w:t>Movement:</w:t>
-      </w:r>
-      <w:r>
-        <w:t xml:space="preserve"> Slow, deliberate, and slightly swaying like a tree in the wind. Attacks are deliberate,</w:t>
-      </w:r>
-      <w:r>
-        <w:t xml:space="preserve"> long arcs.</w:t>
-      </w:r>
-    </w:p>
-    <w:p>
-      <w:pPr>
-        <w:rPr>
-          <w:b/>
-          <w:bCs/>
-        </w:rPr>
-      </w:pPr>
-    </w:p>
-    <w:p>
-      <w:pPr>
-        <w:rPr>
-          <w:b/>
-          <w:bCs/>
-        </w:rPr>
-      </w:pPr>
-      <w:proofErr w:type="spellStart"/>
-      <w:r>
-        <w:rPr>
-          <w:b/>
-          <w:bCs/>
-        </w:rPr>
-        <w:lastRenderedPageBreak/>
         <w:t>Treeant</w:t>
       </w:r>
       <w:proofErr w:type="spellEnd"/>
@@ -4685,7 +4686,12 @@
         <w:t>level navigation</w:t>
       </w:r>
       <w:r>
-        <w:t>. All environment reference</w:t>
+        <w:t xml:space="preserve">. </w:t>
+      </w:r>
+    </w:p>
+    <w:p>
+      <w:r>
+        <w:t>All environment reference</w:t>
       </w:r>
       <w:r>
         <w:t>s</w:t>
@@ -4694,6 +4700,7 @@
         <w:t xml:space="preserve"> and biome information can be found in Taliesin Games GDD Documentation.</w:t>
       </w:r>
     </w:p>
+    <w:p/>
     <w:p>
       <w:pPr>
         <w:rPr>
@@ -4739,7 +4746,14 @@
           <w:b/>
           <w:bCs/>
         </w:rPr>
-        <w:t>Trees &amp; Canopy:</w:t>
+        <w:t>Terrain and Structure</w:t>
+      </w:r>
+      <w:r>
+        <w:rPr>
+          <w:b/>
+          <w:bCs/>
+        </w:rPr>
+        <w:t>:</w:t>
       </w:r>
       <w:r>
         <w:t xml:space="preserve"> Ancient trees, their gnarled branches twisting unnaturally under corruption. Canopy cover is dense, casting long shadows even at midday.</w:t>
@@ -4785,7 +4799,162 @@
           <w:b/>
           <w:bCs/>
         </w:rPr>
-        <w:t>Additional Biomes</w:t>
+        <w:t>Frozen Tundra</w:t>
+      </w:r>
+    </w:p>
+    <w:p>
+      <w:r>
+        <w:rPr>
+          <w:b/>
+          <w:bCs/>
+        </w:rPr>
+        <w:t>Bio:</w:t>
+      </w:r>
+      <w:r>
+        <w:t xml:space="preserve"> The </w:t>
+      </w:r>
+      <w:r>
+        <w:t>Frozen T</w:t>
+      </w:r>
+      <w:r>
+        <w:t>undra was once a land of snow and crystal lakes, untouched by corruption. Now, an endless winter drain</w:t>
+      </w:r>
+      <w:r>
+        <w:t>ing</w:t>
+      </w:r>
+      <w:r>
+        <w:t xml:space="preserve"> warmth and hope from those who wander too far. Ancient beasts and frozen spirits roam the frozen wasteland, hunting anyone foolish enough to disturb its silence.</w:t>
+      </w:r>
+    </w:p>
+    <w:p>
+      <w:r>
+        <w:rPr>
+          <w:b/>
+          <w:bCs/>
+        </w:rPr>
+        <w:t>Terrain and Structure</w:t>
+      </w:r>
+      <w:r>
+        <w:rPr>
+          <w:b/>
+          <w:bCs/>
+        </w:rPr>
+        <w:t xml:space="preserve">: </w:t>
+      </w:r>
+      <w:r>
+        <w:t>Endless snow and ice fields, frost covered crystal and stones. Deep snow in places slow movement. Abandoned camps and half buried ruins scattered across the landscape. Massive icicles hang from cliffs and tree branches.</w:t>
+      </w:r>
+    </w:p>
+    <w:p>
+      <w:r>
+        <w:rPr>
+          <w:b/>
+          <w:bCs/>
+        </w:rPr>
+        <w:t xml:space="preserve">Ground: </w:t>
+      </w:r>
+      <w:r>
+        <w:t>Ice, frost-covered floor. Deep snow in places. Corruption protrudes from beneath the surface.</w:t>
+      </w:r>
+    </w:p>
+    <w:p>
+      <w:r>
+        <w:rPr>
+          <w:b/>
+          <w:bCs/>
+        </w:rPr>
+        <w:t xml:space="preserve">Light &amp; Atmosphere: </w:t>
+      </w:r>
+      <w:r>
+        <w:t>Pale blue light reflecting across the landscape, creating a cold, lifeless glow. Frost-laced winds carry distant whispers through the land.</w:t>
+      </w:r>
+    </w:p>
+    <w:p/>
+    <w:p>
+      <w:pPr>
+        <w:rPr>
+          <w:b/>
+          <w:bCs/>
+        </w:rPr>
+      </w:pPr>
+      <w:r>
+        <w:rPr>
+          <w:b/>
+          <w:bCs/>
+        </w:rPr>
+        <w:lastRenderedPageBreak/>
+        <w:t>Infernal Cavern</w:t>
+      </w:r>
+    </w:p>
+    <w:p>
+      <w:r>
+        <w:rPr>
+          <w:b/>
+          <w:bCs/>
+        </w:rPr>
+        <w:t xml:space="preserve">Bio: </w:t>
+      </w:r>
+      <w:r>
+        <w:t>Deep beneath the surface lies the Infernal Cavern. A large underground network of caverns, rich with crystal formations and creatures born to withstand the unbearable heat. Corruption penetrated its volcanic depths, turning magma and shadows to stalk the tunnels. The cavern groans to anyone who dares to enter, for something twisted lurks inside.</w:t>
+      </w:r>
+    </w:p>
+    <w:p>
+      <w:r>
+        <w:rPr>
+          <w:b/>
+          <w:bCs/>
+        </w:rPr>
+        <w:t>Terrain and Structure</w:t>
+      </w:r>
+      <w:r>
+        <w:rPr>
+          <w:b/>
+          <w:bCs/>
+        </w:rPr>
+        <w:t>:</w:t>
+      </w:r>
+      <w:r>
+        <w:rPr>
+          <w:b/>
+          <w:bCs/>
+        </w:rPr>
+        <w:t xml:space="preserve"> </w:t>
+      </w:r>
+      <w:r>
+        <w:t>Large chambers, with blackened cliffs, collapsed tunnels and towering crystals.</w:t>
+      </w:r>
+      <w:r>
+        <w:t xml:space="preserve"> Large magma rivers flow through the area.</w:t>
+      </w:r>
+    </w:p>
+    <w:p>
+      <w:r>
+        <w:rPr>
+          <w:b/>
+          <w:bCs/>
+        </w:rPr>
+        <w:t>Ground:</w:t>
+      </w:r>
+      <w:r>
+        <w:t xml:space="preserve"> Cracked stone, layers of glowing magma veins. Bright red flamelike crystals. Pools of lava illuminate the landscape.</w:t>
+      </w:r>
+    </w:p>
+    <w:p>
+      <w:pPr>
+        <w:rPr>
+          <w:b/>
+          <w:bCs/>
+        </w:rPr>
+      </w:pPr>
+      <w:r>
+        <w:rPr>
+          <w:b/>
+          <w:bCs/>
+        </w:rPr>
+        <w:t xml:space="preserve">Light &amp; Atmosphere: </w:t>
+      </w:r>
+      <w:r>
+        <w:t>The cavern glows with deep reds and fiery orange/yellows. Thick smoke and drifting embers fill the air, whilst shadows move across the area.</w:t>
       </w:r>
     </w:p>
     <w:p/>
@@ -4946,7 +5115,6 @@
           <w:sz w:val="32"/>
           <w:szCs w:val="32"/>
         </w:rPr>
-        <w:lastRenderedPageBreak/>
         <w:t>6.1 Engine</w:t>
       </w:r>
     </w:p>
@@ -5077,6 +5245,7 @@
           <w:sz w:val="32"/>
           <w:szCs w:val="32"/>
         </w:rPr>
+        <w:lastRenderedPageBreak/>
         <w:t>7</w:t>
       </w:r>
       <w:r>
@@ -5150,7 +5319,7 @@
           <w:sz w:val="40"/>
           <w:szCs w:val="40"/>
         </w:rPr>
-        <w:t>. UI/UX Design</w:t>
+        <w:t>. Project Scope</w:t>
       </w:r>
     </w:p>
     <w:p>
@@ -5178,7 +5347,7 @@
           <w:sz w:val="32"/>
           <w:szCs w:val="32"/>
         </w:rPr>
-        <w:t>.1 Menus</w:t>
+        <w:t>.1 Team Roles</w:t>
       </w:r>
     </w:p>
     <w:p>
@@ -5198,126 +5367,6 @@
           <w:szCs w:val="32"/>
         </w:rPr>
         <w:t>8</w:t>
-      </w:r>
-      <w:r>
-        <w:rPr>
-          <w:b/>
-          <w:bCs/>
-          <w:sz w:val="32"/>
-          <w:szCs w:val="32"/>
-        </w:rPr>
-        <w:t>.2 HUD</w:t>
-      </w:r>
-    </w:p>
-    <w:p>
-      <w:pPr>
-        <w:rPr>
-          <w:b/>
-          <w:bCs/>
-          <w:sz w:val="32"/>
-          <w:szCs w:val="32"/>
-        </w:rPr>
-      </w:pPr>
-      <w:r>
-        <w:rPr>
-          <w:b/>
-          <w:bCs/>
-          <w:sz w:val="32"/>
-          <w:szCs w:val="32"/>
-        </w:rPr>
-        <w:t>8</w:t>
-      </w:r>
-      <w:r>
-        <w:rPr>
-          <w:b/>
-          <w:bCs/>
-          <w:sz w:val="32"/>
-          <w:szCs w:val="32"/>
-        </w:rPr>
-        <w:t>.3 Accessibility Features</w:t>
-      </w:r>
-    </w:p>
-    <w:p>
-      <w:pPr>
-        <w:rPr>
-          <w:sz w:val="32"/>
-          <w:szCs w:val="32"/>
-        </w:rPr>
-      </w:pPr>
-    </w:p>
-    <w:p>
-      <w:pPr>
-        <w:rPr>
-          <w:b/>
-          <w:bCs/>
-          <w:sz w:val="40"/>
-          <w:szCs w:val="40"/>
-        </w:rPr>
-      </w:pPr>
-      <w:r>
-        <w:rPr>
-          <w:b/>
-          <w:bCs/>
-          <w:sz w:val="40"/>
-          <w:szCs w:val="40"/>
-        </w:rPr>
-        <w:t>9</w:t>
-      </w:r>
-      <w:r>
-        <w:rPr>
-          <w:b/>
-          <w:bCs/>
-          <w:sz w:val="40"/>
-          <w:szCs w:val="40"/>
-        </w:rPr>
-        <w:t>. Project Scope</w:t>
-      </w:r>
-    </w:p>
-    <w:p>
-      <w:pPr>
-        <w:rPr>
-          <w:b/>
-          <w:bCs/>
-          <w:sz w:val="32"/>
-          <w:szCs w:val="32"/>
-        </w:rPr>
-      </w:pPr>
-      <w:r>
-        <w:rPr>
-          <w:b/>
-          <w:bCs/>
-          <w:sz w:val="32"/>
-          <w:szCs w:val="32"/>
-        </w:rPr>
-        <w:t>9</w:t>
-      </w:r>
-      <w:r>
-        <w:rPr>
-          <w:b/>
-          <w:bCs/>
-          <w:sz w:val="32"/>
-          <w:szCs w:val="32"/>
-        </w:rPr>
-        <w:t>.1 Team Roles</w:t>
-      </w:r>
-    </w:p>
-    <w:p>
-      <w:pPr>
-        <w:rPr>
-          <w:b/>
-          <w:bCs/>
-          <w:sz w:val="32"/>
-          <w:szCs w:val="32"/>
-        </w:rPr>
-      </w:pPr>
-      <w:r>
-        <w:rPr>
-          <w:b/>
-          <w:bCs/>
-          <w:sz w:val="32"/>
-          <w:szCs w:val="32"/>
-        </w:rPr>
-        <w:t>9</w:t>
       </w:r>
       <w:r>
         <w:rPr>
@@ -6883,6 +6932,119 @@
     </w:lvl>
   </w:abstractNum>
   <w:abstractNum w:abstractNumId="12" w15:restartNumberingAfterBreak="0">
+    <w:nsid w:val="2C57393B"/>
+    <w:multiLevelType w:val="hybridMultilevel"/>
+    <w:tmpl w:val="9EC0980E"/>
+    <w:lvl w:ilvl="0" w:tplc="08090001">
+      <w:start w:val="1"/>
+      <w:numFmt w:val="bullet"/>
+      <w:lvlText w:val=""/>
+      <w:lvlJc w:val="left"/>
+      <w:pPr>
+        <w:ind w:left="720" w:hanging="360"/>
+      </w:pPr>
+      <w:rPr>
+        <w:rFonts w:ascii="Symbol" w:hAnsi="Symbol" w:hint="default"/>
+      </w:rPr>
+    </w:lvl>
+    <w:lvl w:ilvl="1" w:tplc="08090003" w:tentative="1">
+      <w:start w:val="1"/>
+      <w:numFmt w:val="bullet"/>
+      <w:lvlText w:val="o"/>
+      <w:lvlJc w:val="left"/>
+      <w:pPr>
+        <w:ind w:left="1440" w:hanging="360"/>
+      </w:pPr>
+      <w:rPr>
+        <w:rFonts w:ascii="Courier New" w:hAnsi="Courier New" w:cs="Courier New" w:hint="default"/>
+      </w:rPr>
+    </w:lvl>
+    <w:lvl w:ilvl="2" w:tplc="08090005" w:tentative="1">
+      <w:start w:val="1"/>
+      <w:numFmt w:val="bullet"/>
+      <w:lvlText w:val=""/>
+      <w:lvlJc w:val="left"/>
+      <w:pPr>
+        <w:ind w:left="2160" w:hanging="360"/>
+      </w:pPr>
+      <w:rPr>
+        <w:rFonts w:ascii="Wingdings" w:hAnsi="Wingdings" w:hint="default"/>
+      </w:rPr>
+    </w:lvl>
+    <w:lvl w:ilvl="3" w:tplc="08090001" w:tentative="1">
+      <w:start w:val="1"/>
+      <w:numFmt w:val="bullet"/>
+      <w:lvlText w:val=""/>
+      <w:lvlJc w:val="left"/>
+      <w:pPr>
+        <w:ind w:left="2880" w:hanging="360"/>
+      </w:pPr>
+      <w:rPr>
+        <w:rFonts w:ascii="Symbol" w:hAnsi="Symbol" w:hint="default"/>
+      </w:rPr>
+    </w:lvl>
+    <w:lvl w:ilvl="4" w:tplc="08090003" w:tentative="1">
+      <w:start w:val="1"/>
+      <w:numFmt w:val="bullet"/>
+      <w:lvlText w:val="o"/>
+      <w:lvlJc w:val="left"/>
+      <w:pPr>
+        <w:ind w:left="3600" w:hanging="360"/>
+      </w:pPr>
+      <w:rPr>
+        <w:rFonts w:ascii="Courier New" w:hAnsi="Courier New" w:cs="Courier New" w:hint="default"/>
+      </w:rPr>
+    </w:lvl>
+    <w:lvl w:ilvl="5" w:tplc="08090005" w:tentative="1">
+      <w:start w:val="1"/>
+      <w:numFmt w:val="bullet"/>
+      <w:lvlText w:val=""/>
+      <w:lvlJc w:val="left"/>
+      <w:pPr>
+        <w:ind w:left="4320" w:hanging="360"/>
+      </w:pPr>
+      <w:rPr>
+        <w:rFonts w:ascii="Wingdings" w:hAnsi="Wingdings" w:hint="default"/>
+      </w:rPr>
+    </w:lvl>
+    <w:lvl w:ilvl="6" w:tplc="08090001" w:tentative="1">
+      <w:start w:val="1"/>
+      <w:numFmt w:val="bullet"/>
+      <w:lvlText w:val=""/>
+      <w:lvlJc w:val="left"/>
+      <w:pPr>
+        <w:ind w:left="5040" w:hanging="360"/>
+      </w:pPr>
+      <w:rPr>
+        <w:rFonts w:ascii="Symbol" w:hAnsi="Symbol" w:hint="default"/>
+      </w:rPr>
+    </w:lvl>
+    <w:lvl w:ilvl="7" w:tplc="08090003" w:tentative="1">
+      <w:start w:val="1"/>
+      <w:numFmt w:val="bullet"/>
+      <w:lvlText w:val="o"/>
+      <w:lvlJc w:val="left"/>
+      <w:pPr>
+        <w:ind w:left="5760" w:hanging="360"/>
+      </w:pPr>
+      <w:rPr>
+        <w:rFonts w:ascii="Courier New" w:hAnsi="Courier New" w:cs="Courier New" w:hint="default"/>
+      </w:rPr>
+    </w:lvl>
+    <w:lvl w:ilvl="8" w:tplc="08090005" w:tentative="1">
+      <w:start w:val="1"/>
+      <w:numFmt w:val="bullet"/>
+      <w:lvlText w:val=""/>
+      <w:lvlJc w:val="left"/>
+      <w:pPr>
+        <w:ind w:left="6480" w:hanging="360"/>
+      </w:pPr>
+      <w:rPr>
+        <w:rFonts w:ascii="Wingdings" w:hAnsi="Wingdings" w:hint="default"/>
+      </w:rPr>
+    </w:lvl>
+  </w:abstractNum>
+  <w:abstractNum w:abstractNumId="13" w15:restartNumberingAfterBreak="0">
     <w:nsid w:val="32F1764A"/>
     <w:multiLevelType w:val="multilevel"/>
     <w:tmpl w:val="72A818A0"/>
@@ -7031,7 +7193,7 @@
       </w:rPr>
     </w:lvl>
   </w:abstractNum>
-  <w:abstractNum w:abstractNumId="13" w15:restartNumberingAfterBreak="0">
+  <w:abstractNum w:abstractNumId="14" w15:restartNumberingAfterBreak="0">
     <w:nsid w:val="33AF0CE1"/>
     <w:multiLevelType w:val="multilevel"/>
     <w:tmpl w:val="73760F5C"/>
@@ -7180,7 +7342,7 @@
       </w:rPr>
     </w:lvl>
   </w:abstractNum>
-  <w:abstractNum w:abstractNumId="14" w15:restartNumberingAfterBreak="0">
+  <w:abstractNum w:abstractNumId="15" w15:restartNumberingAfterBreak="0">
     <w:nsid w:val="372A743F"/>
     <w:multiLevelType w:val="multilevel"/>
     <w:tmpl w:val="EE1C5440"/>
@@ -7329,7 +7491,7 @@
       </w:rPr>
     </w:lvl>
   </w:abstractNum>
-  <w:abstractNum w:abstractNumId="15" w15:restartNumberingAfterBreak="0">
+  <w:abstractNum w:abstractNumId="16" w15:restartNumberingAfterBreak="0">
     <w:nsid w:val="374F09B3"/>
     <w:multiLevelType w:val="multilevel"/>
     <w:tmpl w:val="89C030EA"/>
@@ -7478,7 +7640,7 @@
       </w:rPr>
     </w:lvl>
   </w:abstractNum>
-  <w:abstractNum w:abstractNumId="16" w15:restartNumberingAfterBreak="0">
+  <w:abstractNum w:abstractNumId="17" w15:restartNumberingAfterBreak="0">
     <w:nsid w:val="413375C7"/>
     <w:multiLevelType w:val="multilevel"/>
     <w:tmpl w:val="5180FECE"/>
@@ -7627,7 +7789,7 @@
       </w:rPr>
     </w:lvl>
   </w:abstractNum>
-  <w:abstractNum w:abstractNumId="17" w15:restartNumberingAfterBreak="0">
+  <w:abstractNum w:abstractNumId="18" w15:restartNumberingAfterBreak="0">
     <w:nsid w:val="414D5BFC"/>
     <w:multiLevelType w:val="hybridMultilevel"/>
     <w:tmpl w:val="431E2D62"/>
@@ -7740,7 +7902,7 @@
       </w:rPr>
     </w:lvl>
   </w:abstractNum>
-  <w:abstractNum w:abstractNumId="18" w15:restartNumberingAfterBreak="0">
+  <w:abstractNum w:abstractNumId="19" w15:restartNumberingAfterBreak="0">
     <w:nsid w:val="4FBE7031"/>
     <w:multiLevelType w:val="multilevel"/>
     <w:tmpl w:val="C3426136"/>
@@ -7889,7 +8051,7 @@
       </w:rPr>
     </w:lvl>
   </w:abstractNum>
-  <w:abstractNum w:abstractNumId="19" w15:restartNumberingAfterBreak="0">
+  <w:abstractNum w:abstractNumId="20" w15:restartNumberingAfterBreak="0">
     <w:nsid w:val="517253E2"/>
     <w:multiLevelType w:val="multilevel"/>
     <w:tmpl w:val="B18E0244"/>
@@ -8038,7 +8200,7 @@
       </w:rPr>
     </w:lvl>
   </w:abstractNum>
-  <w:abstractNum w:abstractNumId="20" w15:restartNumberingAfterBreak="0">
+  <w:abstractNum w:abstractNumId="21" w15:restartNumberingAfterBreak="0">
     <w:nsid w:val="56EB42DF"/>
     <w:multiLevelType w:val="multilevel"/>
     <w:tmpl w:val="45A0934C"/>
@@ -8187,7 +8349,7 @@
       </w:rPr>
     </w:lvl>
   </w:abstractNum>
-  <w:abstractNum w:abstractNumId="21" w15:restartNumberingAfterBreak="0">
+  <w:abstractNum w:abstractNumId="22" w15:restartNumberingAfterBreak="0">
     <w:nsid w:val="58062FA1"/>
     <w:multiLevelType w:val="hybridMultilevel"/>
     <w:tmpl w:val="FEC2115A"/>
@@ -8300,7 +8462,7 @@
       </w:rPr>
     </w:lvl>
   </w:abstractNum>
-  <w:abstractNum w:abstractNumId="22" w15:restartNumberingAfterBreak="0">
+  <w:abstractNum w:abstractNumId="23" w15:restartNumberingAfterBreak="0">
     <w:nsid w:val="59C76DD2"/>
     <w:multiLevelType w:val="hybridMultilevel"/>
     <w:tmpl w:val="9E0A5354"/>
@@ -8413,7 +8575,7 @@
       </w:rPr>
     </w:lvl>
   </w:abstractNum>
-  <w:abstractNum w:abstractNumId="23" w15:restartNumberingAfterBreak="0">
+  <w:abstractNum w:abstractNumId="24" w15:restartNumberingAfterBreak="0">
     <w:nsid w:val="5FD422DC"/>
     <w:multiLevelType w:val="hybridMultilevel"/>
     <w:tmpl w:val="3856A20C"/>
@@ -8526,7 +8688,7 @@
       </w:rPr>
     </w:lvl>
   </w:abstractNum>
-  <w:abstractNum w:abstractNumId="24" w15:restartNumberingAfterBreak="0">
+  <w:abstractNum w:abstractNumId="25" w15:restartNumberingAfterBreak="0">
     <w:nsid w:val="61096500"/>
     <w:multiLevelType w:val="hybridMultilevel"/>
     <w:tmpl w:val="14E4DF6E"/>
@@ -8639,7 +8801,7 @@
       </w:rPr>
     </w:lvl>
   </w:abstractNum>
-  <w:abstractNum w:abstractNumId="25" w15:restartNumberingAfterBreak="0">
+  <w:abstractNum w:abstractNumId="26" w15:restartNumberingAfterBreak="0">
     <w:nsid w:val="62187F9C"/>
     <w:multiLevelType w:val="hybridMultilevel"/>
     <w:tmpl w:val="4474AB12"/>
@@ -8752,7 +8914,7 @@
       </w:rPr>
     </w:lvl>
   </w:abstractNum>
-  <w:abstractNum w:abstractNumId="26" w15:restartNumberingAfterBreak="0">
+  <w:abstractNum w:abstractNumId="27" w15:restartNumberingAfterBreak="0">
     <w:nsid w:val="67BA0EC9"/>
     <w:multiLevelType w:val="hybridMultilevel"/>
     <w:tmpl w:val="B7FCD770"/>
@@ -8865,7 +9027,7 @@
       </w:rPr>
     </w:lvl>
   </w:abstractNum>
-  <w:abstractNum w:abstractNumId="27" w15:restartNumberingAfterBreak="0">
+  <w:abstractNum w:abstractNumId="28" w15:restartNumberingAfterBreak="0">
     <w:nsid w:val="764044EA"/>
     <w:multiLevelType w:val="multilevel"/>
     <w:tmpl w:val="EBC6C374"/>
@@ -9014,7 +9176,7 @@
       </w:rPr>
     </w:lvl>
   </w:abstractNum>
-  <w:abstractNum w:abstractNumId="28" w15:restartNumberingAfterBreak="0">
+  <w:abstractNum w:abstractNumId="29" w15:restartNumberingAfterBreak="0">
     <w:nsid w:val="7CD82EA5"/>
     <w:multiLevelType w:val="hybridMultilevel"/>
     <w:tmpl w:val="36024FEE"/>
@@ -9128,7 +9290,7 @@
     </w:lvl>
   </w:abstractNum>
   <w:num w:numId="1" w16cid:durableId="1237863729">
-    <w:abstractNumId w:val="14"/>
+    <w:abstractNumId w:val="15"/>
   </w:num>
   <w:num w:numId="2" w16cid:durableId="1763141192">
     <w:abstractNumId w:val="9"/>
@@ -9137,46 +9299,46 @@
     <w:abstractNumId w:val="5"/>
   </w:num>
   <w:num w:numId="4" w16cid:durableId="770009844">
-    <w:abstractNumId w:val="20"/>
+    <w:abstractNumId w:val="21"/>
   </w:num>
   <w:num w:numId="5" w16cid:durableId="1643192425">
-    <w:abstractNumId w:val="18"/>
+    <w:abstractNumId w:val="19"/>
   </w:num>
   <w:num w:numId="6" w16cid:durableId="559444614">
     <w:abstractNumId w:val="10"/>
   </w:num>
   <w:num w:numId="7" w16cid:durableId="1496148319">
-    <w:abstractNumId w:val="16"/>
+    <w:abstractNumId w:val="17"/>
   </w:num>
   <w:num w:numId="8" w16cid:durableId="1130785413">
     <w:abstractNumId w:val="8"/>
   </w:num>
   <w:num w:numId="9" w16cid:durableId="85006238">
-    <w:abstractNumId w:val="15"/>
+    <w:abstractNumId w:val="16"/>
   </w:num>
   <w:num w:numId="10" w16cid:durableId="1436289974">
-    <w:abstractNumId w:val="13"/>
+    <w:abstractNumId w:val="14"/>
   </w:num>
   <w:num w:numId="11" w16cid:durableId="1458986796">
-    <w:abstractNumId w:val="27"/>
+    <w:abstractNumId w:val="28"/>
   </w:num>
   <w:num w:numId="12" w16cid:durableId="1879507726">
     <w:abstractNumId w:val="2"/>
   </w:num>
   <w:num w:numId="13" w16cid:durableId="209004001">
-    <w:abstractNumId w:val="22"/>
+    <w:abstractNumId w:val="23"/>
   </w:num>
   <w:num w:numId="14" w16cid:durableId="900943215">
-    <w:abstractNumId w:val="23"/>
+    <w:abstractNumId w:val="24"/>
   </w:num>
   <w:num w:numId="15" w16cid:durableId="1854490131">
     <w:abstractNumId w:val="4"/>
   </w:num>
   <w:num w:numId="16" w16cid:durableId="1247568921">
-    <w:abstractNumId w:val="26"/>
+    <w:abstractNumId w:val="27"/>
   </w:num>
   <w:num w:numId="17" w16cid:durableId="652299658">
-    <w:abstractNumId w:val="24"/>
+    <w:abstractNumId w:val="25"/>
   </w:num>
   <w:num w:numId="18" w16cid:durableId="648166627">
     <w:abstractNumId w:val="0"/>
@@ -9185,19 +9347,19 @@
     <w:abstractNumId w:val="6"/>
   </w:num>
   <w:num w:numId="20" w16cid:durableId="1775980609">
-    <w:abstractNumId w:val="25"/>
+    <w:abstractNumId w:val="26"/>
   </w:num>
   <w:num w:numId="21" w16cid:durableId="615874544">
-    <w:abstractNumId w:val="28"/>
+    <w:abstractNumId w:val="29"/>
   </w:num>
   <w:num w:numId="22" w16cid:durableId="1296567254">
     <w:abstractNumId w:val="7"/>
   </w:num>
   <w:num w:numId="23" w16cid:durableId="1396588255">
-    <w:abstractNumId w:val="17"/>
+    <w:abstractNumId w:val="18"/>
   </w:num>
   <w:num w:numId="24" w16cid:durableId="258147409">
-    <w:abstractNumId w:val="21"/>
+    <w:abstractNumId w:val="22"/>
   </w:num>
   <w:num w:numId="25" w16cid:durableId="1887982871">
     <w:abstractNumId w:val="3"/>
@@ -9206,13 +9368,16 @@
     <w:abstractNumId w:val="1"/>
   </w:num>
   <w:num w:numId="27" w16cid:durableId="69084407">
-    <w:abstractNumId w:val="12"/>
+    <w:abstractNumId w:val="13"/>
   </w:num>
   <w:num w:numId="28" w16cid:durableId="570887835">
-    <w:abstractNumId w:val="19"/>
+    <w:abstractNumId w:val="20"/>
   </w:num>
   <w:num w:numId="29" w16cid:durableId="1090389673">
     <w:abstractNumId w:val="11"/>
+  </w:num>
+  <w:num w:numId="30" w16cid:durableId="241449448">
+    <w:abstractNumId w:val="12"/>
   </w:num>
 </w:numbering>
 </file>

--- a/Documentation/GDD/Heart of Ruin - GDD.docx
+++ b/Documentation/GDD/Heart of Ruin - GDD.docx
@@ -503,12 +503,26 @@
     </w:p>
     <w:p>
       <w:r>
-        <w:t>6.2 Tools &amp; Pipelines</w:t>
-      </w:r>
-    </w:p>
-    <w:p>
-      <w:r>
-        <w:t>6.3 Performance Targets</w:t>
+        <w:t xml:space="preserve">6.2 </w:t>
+      </w:r>
+      <w:r>
+        <w:t>Software Packages</w:t>
+      </w:r>
+    </w:p>
+    <w:p>
+      <w:r>
+        <w:t xml:space="preserve">6.3 </w:t>
+      </w:r>
+      <w:r>
+        <w:t>Tools</w:t>
+      </w:r>
+    </w:p>
+    <w:p>
+      <w:r>
+        <w:t xml:space="preserve">6.4 </w:t>
+      </w:r>
+      <w:r>
+        <w:t>Performance Targets</w:t>
       </w:r>
     </w:p>
     <w:p/>
@@ -708,16 +722,6 @@
     </w:p>
     <w:p/>
     <w:p/>
-    <w:p>
-      <w:pPr>
-        <w:rPr>
-          <w:b/>
-          <w:bCs/>
-          <w:sz w:val="40"/>
-          <w:szCs w:val="40"/>
-        </w:rPr>
-      </w:pPr>
-    </w:p>
     <w:p>
       <w:pPr>
         <w:rPr>
@@ -1702,13 +1706,15 @@
         </w:rPr>
         <w:t>Shared safe point where players can trade, craft, fast travel between biomes, form parties, and engage with narrative elements. A central space for planning, social interaction, and preparation between runs.</w:t>
       </w:r>
-    </w:p>
-    <w:p>
-      <w:pPr>
-        <w:rPr>
-          <w:rFonts w:ascii="Calibri" w:hAnsi="Calibri" w:cs="Calibri"/>
-        </w:rPr>
-      </w:pPr>
+      <w:r>
+        <w:rPr>
+          <w:b/>
+          <w:bCs/>
+          <w:sz w:val="40"/>
+          <w:szCs w:val="40"/>
+        </w:rPr>
+        <w:br w:type="page"/>
+      </w:r>
     </w:p>
     <w:p>
       <w:pPr>
@@ -2348,6 +2354,7 @@
     </w:p>
     <w:p>
       <w:pPr>
+        <w:spacing w:line="259" w:lineRule="auto"/>
         <w:rPr>
           <w:b/>
           <w:bCs/>
@@ -2362,6 +2369,26 @@
           <w:sz w:val="40"/>
           <w:szCs w:val="40"/>
         </w:rPr>
+        <w:br w:type="page"/>
+      </w:r>
+    </w:p>
+    <w:p>
+      <w:pPr>
+        <w:rPr>
+          <w:b/>
+          <w:bCs/>
+          <w:sz w:val="40"/>
+          <w:szCs w:val="40"/>
+        </w:rPr>
+      </w:pPr>
+      <w:r>
+        <w:rPr>
+          <w:b/>
+          <w:bCs/>
+          <w:sz w:val="40"/>
+          <w:szCs w:val="40"/>
+        </w:rPr>
+        <w:lastRenderedPageBreak/>
         <w:t>3. Story &amp; World</w:t>
       </w:r>
     </w:p>
@@ -2512,11 +2539,7 @@
         <w:t>will explore corrupted forests, desolate wastelands, and arcane infused landscapes, each teeming with monsters, traps and hidden magic. At the centre of it all lies the Heart of Ruin, a pulsating core of decay that drives the corruption throughout.</w:t>
       </w:r>
       <w:r>
-        <w:t xml:space="preserve"> Safe Havens serve as </w:t>
-      </w:r>
-      <w:r>
-        <w:lastRenderedPageBreak/>
-        <w:t>respites where players can rest, plan, and prepare before venturing into the perilous unknowns ahead.</w:t>
+        <w:t xml:space="preserve"> Safe Havens serve as respites where players can rest, plan, and prepare before venturing into the perilous unknowns ahead.</w:t>
       </w:r>
     </w:p>
     <w:p/>
@@ -2607,6 +2630,7 @@
     </w:p>
     <w:p>
       <w:r>
+        <w:lastRenderedPageBreak/>
         <w:t xml:space="preserve">Born in an era of fragile balance between nature and magic, the Wizard displayed </w:t>
       </w:r>
       <w:r>
@@ -2724,7 +2748,6 @@
           <w:sz w:val="28"/>
           <w:szCs w:val="28"/>
         </w:rPr>
-        <w:lastRenderedPageBreak/>
         <w:t>The Human – Player Character.</w:t>
       </w:r>
       <w:r>
@@ -2776,6 +2799,7 @@
           <w:sz w:val="32"/>
           <w:szCs w:val="32"/>
         </w:rPr>
+        <w:lastRenderedPageBreak/>
         <w:t>3.4 Narrative Structure</w:t>
       </w:r>
     </w:p>
@@ -3023,7 +3047,6 @@
         </w:numPr>
       </w:pPr>
       <w:r>
-        <w:lastRenderedPageBreak/>
         <w:t xml:space="preserve">The final confrontation is a combination of strategic combat, learned abilities, and narrative resolution culminating in the restoration of balance </w:t>
       </w:r>
       <w:r>
@@ -3033,6 +3056,7 @@
     <w:p/>
     <w:p>
       <w:pPr>
+        <w:spacing w:line="259" w:lineRule="auto"/>
         <w:rPr>
           <w:b/>
           <w:bCs/>
@@ -3047,6 +3071,26 @@
           <w:sz w:val="40"/>
           <w:szCs w:val="40"/>
         </w:rPr>
+        <w:br w:type="page"/>
+      </w:r>
+    </w:p>
+    <w:p>
+      <w:pPr>
+        <w:rPr>
+          <w:b/>
+          <w:bCs/>
+          <w:sz w:val="40"/>
+          <w:szCs w:val="40"/>
+        </w:rPr>
+      </w:pPr>
+      <w:r>
+        <w:rPr>
+          <w:b/>
+          <w:bCs/>
+          <w:sz w:val="40"/>
+          <w:szCs w:val="40"/>
+        </w:rPr>
+        <w:lastRenderedPageBreak/>
         <w:t>4. Art &amp; Visual Style</w:t>
       </w:r>
     </w:p>
@@ -3359,7 +3403,6 @@
     </w:p>
     <w:p>
       <w:r>
-        <w:lastRenderedPageBreak/>
         <w:t>Ori and the Blind Forest</w:t>
       </w:r>
       <w:r>
@@ -3425,6 +3468,7 @@
     </w:p>
     <w:p>
       <w:r>
+        <w:lastRenderedPageBreak/>
         <w:t>Traditional Folklore Art &amp; Illustration</w:t>
       </w:r>
       <w:r>
@@ -4713,6 +4757,27 @@
           <w:b/>
           <w:bCs/>
         </w:rPr>
+        <w:t>Procedural Generation</w:t>
+      </w:r>
+    </w:p>
+    <w:p>
+      <w:r>
+        <w:t>One of the unique selling points of this game will be the introduction of procedural generation for the biomes. No two playthroughs will be the same, adding diversity and replayability for players.</w:t>
+      </w:r>
+    </w:p>
+    <w:p/>
+    <w:p>
+      <w:pPr>
+        <w:rPr>
+          <w:b/>
+          <w:bCs/>
+        </w:rPr>
+      </w:pPr>
+      <w:r>
+        <w:rPr>
+          <w:b/>
+          <w:bCs/>
+        </w:rPr>
         <w:t>Wildwood</w:t>
       </w:r>
     </w:p>
@@ -4851,6 +4916,7 @@
           <w:b/>
           <w:bCs/>
         </w:rPr>
+        <w:lastRenderedPageBreak/>
         <w:t xml:space="preserve">Ground: </w:t>
       </w:r>
       <w:r>
@@ -4882,7 +4948,6 @@
           <w:b/>
           <w:bCs/>
         </w:rPr>
-        <w:lastRenderedPageBreak/>
         <w:t>Infernal Cavern</w:t>
       </w:r>
     </w:p>
@@ -4987,6 +5052,73 @@
       </w:r>
     </w:p>
     <w:p>
+      <w:r>
+        <w:t xml:space="preserve">The user interface will be fantastical by design. </w:t>
+      </w:r>
+      <w:r>
+        <w:t xml:space="preserve">The core mechanic of the game is to build the wizards spellbook to be able to complete the incantation and rid the world of corruption. To this end, the spellbook will form the basis of the UI/UX. The codex will contain all progress of the game, and each option window will open like a scroll. </w:t>
+      </w:r>
+      <w:r>
+        <w:t>Health and Mana</w:t>
+      </w:r>
+      <w:r>
+        <w:t xml:space="preserve"> will be displayed in potion bottles,</w:t>
+      </w:r>
+      <w:r>
+        <w:t xml:space="preserve"> </w:t>
+      </w:r>
+      <w:r>
+        <w:t>contain</w:t>
+      </w:r>
+      <w:r>
+        <w:t>ing</w:t>
+      </w:r>
+      <w:r>
+        <w:t xml:space="preserve"> fluids which will increase or decrease accordingly. The scrolls will be old paper-like, light brown, and the buttons will be green and purple.</w:t>
+      </w:r>
+    </w:p>
+    <w:p/>
+    <w:p>
+      <w:pPr>
+        <w:spacing w:line="259" w:lineRule="auto"/>
+        <w:rPr>
+          <w:b/>
+          <w:bCs/>
+          <w:sz w:val="40"/>
+          <w:szCs w:val="40"/>
+        </w:rPr>
+      </w:pPr>
+      <w:r>
+        <w:rPr>
+          <w:b/>
+          <w:bCs/>
+          <w:sz w:val="40"/>
+          <w:szCs w:val="40"/>
+        </w:rPr>
+        <w:br w:type="page"/>
+      </w:r>
+    </w:p>
+    <w:p>
+      <w:pPr>
+        <w:rPr>
+          <w:b/>
+          <w:bCs/>
+          <w:sz w:val="40"/>
+          <w:szCs w:val="40"/>
+        </w:rPr>
+      </w:pPr>
+      <w:r>
+        <w:rPr>
+          <w:b/>
+          <w:bCs/>
+          <w:sz w:val="40"/>
+          <w:szCs w:val="40"/>
+        </w:rPr>
+        <w:lastRenderedPageBreak/>
+        <w:t>5. Audio</w:t>
+      </w:r>
+    </w:p>
+    <w:p>
       <w:pPr>
         <w:rPr>
           <w:b/>
@@ -4995,9 +5127,234 @@
           <w:szCs w:val="32"/>
         </w:rPr>
       </w:pPr>
-    </w:p>
-    <w:p>
-      <w:pPr>
+      <w:r>
+        <w:rPr>
+          <w:b/>
+          <w:bCs/>
+          <w:sz w:val="32"/>
+          <w:szCs w:val="32"/>
+        </w:rPr>
+        <w:t>5.1 Music Style</w:t>
+      </w:r>
+    </w:p>
+    <w:p>
+      <w:r>
+        <w:t xml:space="preserve">Fantasy based classical music, which changes from zone to zone. </w:t>
+      </w:r>
+    </w:p>
+    <w:p>
+      <w:r>
+        <w:t xml:space="preserve">Wildwood: Flutes, clarinet, soft horn. </w:t>
+      </w:r>
+    </w:p>
+    <w:p>
+      <w:r>
+        <w:t>Frozen Tundra: Violins, French horns, chimes and percussion.</w:t>
+      </w:r>
+    </w:p>
+    <w:p>
+      <w:r>
+        <w:t>Infernal Caverns: Cellos and Basses. Drums, repeated echoes.</w:t>
+      </w:r>
+    </w:p>
+    <w:p/>
+    <w:p>
+      <w:pPr>
+        <w:rPr>
+          <w:b/>
+          <w:bCs/>
+          <w:sz w:val="32"/>
+          <w:szCs w:val="32"/>
+        </w:rPr>
+      </w:pPr>
+      <w:r>
+        <w:rPr>
+          <w:b/>
+          <w:bCs/>
+          <w:sz w:val="32"/>
+          <w:szCs w:val="32"/>
+        </w:rPr>
+        <w:t>5.2 Sound Effects</w:t>
+      </w:r>
+    </w:p>
+    <w:p>
+      <w:r>
+        <w:t xml:space="preserve">Royalty free sounds effects will be used. </w:t>
+      </w:r>
+      <w:r>
+        <w:t>The list of sounds will be ongoing, but initial sounds considered:</w:t>
+      </w:r>
+    </w:p>
+    <w:p>
+      <w:pPr>
+        <w:pStyle w:val="ListParagraph"/>
+        <w:numPr>
+          <w:ilvl w:val="0"/>
+          <w:numId w:val="31"/>
+        </w:numPr>
+      </w:pPr>
+      <w:r>
+        <w:t>Sword Swipes, Bow and Arrow</w:t>
+      </w:r>
+    </w:p>
+    <w:p>
+      <w:pPr>
+        <w:pStyle w:val="ListParagraph"/>
+        <w:numPr>
+          <w:ilvl w:val="0"/>
+          <w:numId w:val="31"/>
+        </w:numPr>
+      </w:pPr>
+      <w:r>
+        <w:t>Screams, Groans and Roars.</w:t>
+      </w:r>
+    </w:p>
+    <w:p>
+      <w:pPr>
+        <w:pStyle w:val="ListParagraph"/>
+        <w:numPr>
+          <w:ilvl w:val="0"/>
+          <w:numId w:val="31"/>
+        </w:numPr>
+      </w:pPr>
+      <w:r>
+        <w:t xml:space="preserve">Elementals sounds for casting. </w:t>
+      </w:r>
+    </w:p>
+    <w:p>
+      <w:pPr>
+        <w:pStyle w:val="ListParagraph"/>
+        <w:numPr>
+          <w:ilvl w:val="1"/>
+          <w:numId w:val="31"/>
+        </w:numPr>
+      </w:pPr>
+      <w:r>
+        <w:t>Lightning Bolts</w:t>
+      </w:r>
+    </w:p>
+    <w:p>
+      <w:pPr>
+        <w:pStyle w:val="ListParagraph"/>
+        <w:numPr>
+          <w:ilvl w:val="1"/>
+          <w:numId w:val="31"/>
+        </w:numPr>
+      </w:pPr>
+      <w:r>
+        <w:t>Fireballs</w:t>
+      </w:r>
+    </w:p>
+    <w:p>
+      <w:pPr>
+        <w:pStyle w:val="ListParagraph"/>
+        <w:numPr>
+          <w:ilvl w:val="1"/>
+          <w:numId w:val="31"/>
+        </w:numPr>
+      </w:pPr>
+      <w:r>
+        <w:t>Frozen Winds</w:t>
+      </w:r>
+    </w:p>
+    <w:p>
+      <w:pPr>
+        <w:pStyle w:val="ListParagraph"/>
+        <w:numPr>
+          <w:ilvl w:val="0"/>
+          <w:numId w:val="31"/>
+        </w:numPr>
+      </w:pPr>
+      <w:r>
+        <w:t>Death Noises</w:t>
+      </w:r>
+    </w:p>
+    <w:p/>
+    <w:p>
+      <w:pPr>
+        <w:rPr>
+          <w:b/>
+          <w:bCs/>
+          <w:sz w:val="32"/>
+          <w:szCs w:val="32"/>
+        </w:rPr>
+      </w:pPr>
+      <w:r>
+        <w:rPr>
+          <w:b/>
+          <w:bCs/>
+          <w:sz w:val="32"/>
+          <w:szCs w:val="32"/>
+        </w:rPr>
+        <w:t>5.3 Voice Acting</w:t>
+      </w:r>
+    </w:p>
+    <w:p>
+      <w:r>
+        <w:t>Several members of the team will do voice overs</w:t>
+      </w:r>
+      <w:r>
+        <w:t xml:space="preserve"> to save on cost</w:t>
+      </w:r>
+      <w:r>
+        <w:t>. No professionals will be considered at this stage.</w:t>
+      </w:r>
+      <w:r>
+        <w:t xml:space="preserve"> Claire Peacey will narrate for the initial game pitch and trailers. The remaining team members will assist with voices for characters.</w:t>
+      </w:r>
+    </w:p>
+    <w:p>
+      <w:pPr>
+        <w:pStyle w:val="ListParagraph"/>
+        <w:numPr>
+          <w:ilvl w:val="0"/>
+          <w:numId w:val="32"/>
+        </w:numPr>
+      </w:pPr>
+      <w:r>
+        <w:t>Claire Peacey</w:t>
+      </w:r>
+    </w:p>
+    <w:p>
+      <w:pPr>
+        <w:pStyle w:val="ListParagraph"/>
+        <w:numPr>
+          <w:ilvl w:val="0"/>
+          <w:numId w:val="32"/>
+        </w:numPr>
+      </w:pPr>
+      <w:r>
+        <w:t>Daniel Clamp</w:t>
+      </w:r>
+    </w:p>
+    <w:p>
+      <w:pPr>
+        <w:pStyle w:val="ListParagraph"/>
+        <w:numPr>
+          <w:ilvl w:val="0"/>
+          <w:numId w:val="32"/>
+        </w:numPr>
+      </w:pPr>
+      <w:r>
+        <w:t>David Mulgrew</w:t>
+      </w:r>
+    </w:p>
+    <w:p>
+      <w:pPr>
+        <w:pStyle w:val="ListParagraph"/>
+        <w:numPr>
+          <w:ilvl w:val="0"/>
+          <w:numId w:val="32"/>
+        </w:numPr>
+      </w:pPr>
+      <w:r>
+        <w:t>Steven Holmes</w:t>
+      </w:r>
+    </w:p>
+    <w:p/>
+    <w:p>
+      <w:pPr>
+        <w:spacing w:line="259" w:lineRule="auto"/>
         <w:rPr>
           <w:b/>
           <w:bCs/>
@@ -5012,7 +5369,27 @@
           <w:sz w:val="40"/>
           <w:szCs w:val="40"/>
         </w:rPr>
-        <w:t>5. Audio</w:t>
+        <w:br w:type="page"/>
+      </w:r>
+    </w:p>
+    <w:p>
+      <w:pPr>
+        <w:rPr>
+          <w:b/>
+          <w:bCs/>
+          <w:sz w:val="40"/>
+          <w:szCs w:val="40"/>
+        </w:rPr>
+      </w:pPr>
+      <w:r>
+        <w:rPr>
+          <w:b/>
+          <w:bCs/>
+          <w:sz w:val="40"/>
+          <w:szCs w:val="40"/>
+        </w:rPr>
+        <w:lastRenderedPageBreak/>
+        <w:t>6. Technical Requirements</w:t>
       </w:r>
     </w:p>
     <w:p>
@@ -5031,9 +5408,15 @@
           <w:sz w:val="32"/>
           <w:szCs w:val="32"/>
         </w:rPr>
-        <w:t>5.1 Music Style</w:t>
-      </w:r>
-    </w:p>
+        <w:t>6.1 Engine</w:t>
+      </w:r>
+    </w:p>
+    <w:p>
+      <w:r>
+        <w:t>Heart of Ruin will be created using Unity Engine 6.</w:t>
+      </w:r>
+    </w:p>
+    <w:p/>
     <w:p>
       <w:pPr>
         <w:rPr>
@@ -5050,18 +5433,17 @@
           <w:sz w:val="32"/>
           <w:szCs w:val="32"/>
         </w:rPr>
-        <w:t>5.2 Sound Effects</w:t>
-      </w:r>
-    </w:p>
-    <w:p>
-      <w:pPr>
+        <w:t xml:space="preserve">6.2 </w:t>
+      </w:r>
+      <w:r>
         <w:rPr>
           <w:b/>
           <w:bCs/>
           <w:sz w:val="32"/>
           <w:szCs w:val="32"/>
         </w:rPr>
-      </w:pPr>
+        <w:t>Software</w:t>
+      </w:r>
       <w:r>
         <w:rPr>
           <w:b/>
@@ -5069,19 +5451,270 @@
           <w:sz w:val="32"/>
           <w:szCs w:val="32"/>
         </w:rPr>
-        <w:t>5.3 Voice Acting</w:t>
-      </w:r>
-    </w:p>
-    <w:p>
-      <w:pPr>
-        <w:rPr>
+        <w:t xml:space="preserve"> Packages</w:t>
+      </w:r>
+    </w:p>
+    <w:p>
+      <w:r>
+        <w:t>In addition to Unity Engine the</w:t>
+      </w:r>
+      <w:r>
+        <w:t xml:space="preserve"> following software packages will be used</w:t>
+      </w:r>
+      <w:r>
+        <w:t>:</w:t>
+      </w:r>
+    </w:p>
+    <w:p>
+      <w:pPr>
+        <w:pStyle w:val="ListParagraph"/>
+        <w:numPr>
+          <w:ilvl w:val="0"/>
+          <w:numId w:val="33"/>
+        </w:numPr>
+      </w:pPr>
+      <w:r>
+        <w:t>Adobe Photoshop</w:t>
+      </w:r>
+    </w:p>
+    <w:p>
+      <w:pPr>
+        <w:pStyle w:val="ListParagraph"/>
+        <w:numPr>
+          <w:ilvl w:val="0"/>
+          <w:numId w:val="33"/>
+        </w:numPr>
+      </w:pPr>
+      <w:r>
+        <w:t>Adobe Premiere Pro</w:t>
+      </w:r>
+    </w:p>
+    <w:p>
+      <w:pPr>
+        <w:pStyle w:val="ListParagraph"/>
+        <w:numPr>
+          <w:ilvl w:val="0"/>
+          <w:numId w:val="33"/>
+        </w:numPr>
+      </w:pPr>
+      <w:r>
+        <w:t>Adobe Substance Painter</w:t>
+      </w:r>
+    </w:p>
+    <w:p>
+      <w:pPr>
+        <w:pStyle w:val="ListParagraph"/>
+        <w:numPr>
+          <w:ilvl w:val="0"/>
+          <w:numId w:val="33"/>
+        </w:numPr>
+      </w:pPr>
+      <w:r>
+        <w:t>Adobe Substance Designer</w:t>
+      </w:r>
+    </w:p>
+    <w:p>
+      <w:pPr>
+        <w:pStyle w:val="ListParagraph"/>
+        <w:numPr>
+          <w:ilvl w:val="0"/>
+          <w:numId w:val="33"/>
+        </w:numPr>
+      </w:pPr>
+      <w:r>
+        <w:t>Autodesk Maya</w:t>
+      </w:r>
+    </w:p>
+    <w:p>
+      <w:pPr>
+        <w:pStyle w:val="ListParagraph"/>
+        <w:numPr>
+          <w:ilvl w:val="0"/>
+          <w:numId w:val="33"/>
+        </w:numPr>
+      </w:pPr>
+      <w:r>
+        <w:t>Autodesk MotionBuilder</w:t>
+      </w:r>
+    </w:p>
+    <w:p>
+      <w:pPr>
+        <w:pStyle w:val="ListParagraph"/>
+        <w:numPr>
+          <w:ilvl w:val="0"/>
+          <w:numId w:val="33"/>
+        </w:numPr>
+      </w:pPr>
+      <w:r>
+        <w:t>Blender</w:t>
+      </w:r>
+    </w:p>
+    <w:p>
+      <w:pPr>
+        <w:pStyle w:val="ListParagraph"/>
+        <w:numPr>
+          <w:ilvl w:val="0"/>
+          <w:numId w:val="33"/>
+        </w:numPr>
+      </w:pPr>
+      <w:r>
+        <w:t>Vicon Shogun Live</w:t>
+      </w:r>
+    </w:p>
+    <w:p>
+      <w:pPr>
+        <w:pStyle w:val="ListParagraph"/>
+        <w:numPr>
+          <w:ilvl w:val="0"/>
+          <w:numId w:val="33"/>
+        </w:numPr>
+      </w:pPr>
+      <w:r>
+        <w:t>Vicon Shogun Post</w:t>
+      </w:r>
+    </w:p>
+    <w:p>
+      <w:pPr>
+        <w:pStyle w:val="ListParagraph"/>
+        <w:numPr>
+          <w:ilvl w:val="0"/>
+          <w:numId w:val="33"/>
+        </w:numPr>
+        <w:rPr>
+          <w:b/>
+          <w:bCs/>
           <w:sz w:val="32"/>
           <w:szCs w:val="32"/>
         </w:rPr>
       </w:pPr>
-    </w:p>
-    <w:p>
-      <w:pPr>
+      <w:r>
+        <w:t>ZBrush</w:t>
+      </w:r>
+    </w:p>
+    <w:p>
+      <w:pPr>
+        <w:rPr>
+          <w:b/>
+          <w:bCs/>
+          <w:sz w:val="32"/>
+          <w:szCs w:val="32"/>
+        </w:rPr>
+      </w:pPr>
+    </w:p>
+    <w:p>
+      <w:pPr>
+        <w:rPr>
+          <w:b/>
+          <w:bCs/>
+          <w:sz w:val="32"/>
+          <w:szCs w:val="32"/>
+        </w:rPr>
+      </w:pPr>
+      <w:r>
+        <w:rPr>
+          <w:b/>
+          <w:bCs/>
+          <w:sz w:val="32"/>
+          <w:szCs w:val="32"/>
+        </w:rPr>
+        <w:t>6.3 Tools</w:t>
+      </w:r>
+    </w:p>
+    <w:p>
+      <w:r>
+        <w:t>All tools will be created in house by the programming team for use in creation of this project.</w:t>
+      </w:r>
+      <w:r>
+        <w:t xml:space="preserve"> More information can be found in the Taliesin Games GDD Documentation Folder.</w:t>
+      </w:r>
+    </w:p>
+    <w:p/>
+    <w:p>
+      <w:pPr>
+        <w:rPr>
+          <w:b/>
+          <w:bCs/>
+          <w:sz w:val="32"/>
+          <w:szCs w:val="32"/>
+        </w:rPr>
+      </w:pPr>
+      <w:r>
+        <w:rPr>
+          <w:b/>
+          <w:bCs/>
+          <w:sz w:val="32"/>
+          <w:szCs w:val="32"/>
+        </w:rPr>
+        <w:t>6.</w:t>
+      </w:r>
+      <w:r>
+        <w:rPr>
+          <w:b/>
+          <w:bCs/>
+          <w:sz w:val="32"/>
+          <w:szCs w:val="32"/>
+        </w:rPr>
+        <w:t>4</w:t>
+      </w:r>
+      <w:r>
+        <w:rPr>
+          <w:b/>
+          <w:bCs/>
+          <w:sz w:val="32"/>
+          <w:szCs w:val="32"/>
+        </w:rPr>
+        <w:t xml:space="preserve"> Performance Target</w:t>
+      </w:r>
+      <w:r>
+        <w:rPr>
+          <w:b/>
+          <w:bCs/>
+          <w:sz w:val="32"/>
+          <w:szCs w:val="32"/>
+        </w:rPr>
+        <w:t>s</w:t>
+      </w:r>
+    </w:p>
+    <w:p>
+      <w:r>
+        <w:t>The expected performance targets are:</w:t>
+      </w:r>
+    </w:p>
+    <w:p>
+      <w:pPr>
+        <w:pStyle w:val="ListParagraph"/>
+        <w:numPr>
+          <w:ilvl w:val="0"/>
+          <w:numId w:val="34"/>
+        </w:numPr>
+      </w:pPr>
+      <w:r>
+        <w:t>Minimum 60 frames per second at 4K resolution.</w:t>
+      </w:r>
+    </w:p>
+    <w:p>
+      <w:pPr>
+        <w:pStyle w:val="ListParagraph"/>
+        <w:numPr>
+          <w:ilvl w:val="0"/>
+          <w:numId w:val="34"/>
+        </w:numPr>
+      </w:pPr>
+      <w:r>
+        <w:t>Multiple enemies on the screen at the same time.</w:t>
+      </w:r>
+    </w:p>
+    <w:p>
+      <w:pPr>
+        <w:rPr>
+          <w:sz w:val="32"/>
+          <w:szCs w:val="32"/>
+        </w:rPr>
+      </w:pPr>
+    </w:p>
+    <w:p>
+      <w:pPr>
+        <w:spacing w:line="259" w:lineRule="auto"/>
         <w:rPr>
           <w:b/>
           <w:bCs/>
@@ -5096,7 +5729,36 @@
           <w:sz w:val="40"/>
           <w:szCs w:val="40"/>
         </w:rPr>
-        <w:t>6. Technical Requirements</w:t>
+        <w:br w:type="page"/>
+      </w:r>
+    </w:p>
+    <w:p>
+      <w:pPr>
+        <w:rPr>
+          <w:b/>
+          <w:bCs/>
+          <w:sz w:val="40"/>
+          <w:szCs w:val="40"/>
+        </w:rPr>
+      </w:pPr>
+      <w:r>
+        <w:rPr>
+          <w:b/>
+          <w:bCs/>
+          <w:sz w:val="40"/>
+          <w:szCs w:val="40"/>
+        </w:rPr>
+        <w:lastRenderedPageBreak/>
+        <w:t>7</w:t>
+      </w:r>
+      <w:r>
+        <w:rPr>
+          <w:b/>
+          <w:bCs/>
+          <w:sz w:val="40"/>
+          <w:szCs w:val="40"/>
+        </w:rPr>
+        <w:t>. Systems Design</w:t>
       </w:r>
     </w:p>
     <w:p>
@@ -5115,137 +5777,34 @@
           <w:sz w:val="32"/>
           <w:szCs w:val="32"/>
         </w:rPr>
-        <w:t>6.1 Engine</w:t>
-      </w:r>
-    </w:p>
-    <w:p>
-      <w:pPr>
+        <w:t>7</w:t>
+      </w:r>
+      <w:r>
         <w:rPr>
           <w:b/>
           <w:bCs/>
           <w:sz w:val="32"/>
           <w:szCs w:val="32"/>
         </w:rPr>
-      </w:pPr>
-      <w:r>
+        <w:t xml:space="preserve">.1 Economy </w:t>
+      </w:r>
+    </w:p>
+    <w:p>
+      <w:pPr>
         <w:rPr>
           <w:b/>
           <w:bCs/>
           <w:sz w:val="32"/>
           <w:szCs w:val="32"/>
         </w:rPr>
-        <w:t>6.2 Tools &amp; Pipelines</w:t>
-      </w:r>
-    </w:p>
-    <w:p>
-      <w:pPr>
+      </w:pPr>
+      <w:r>
         <w:rPr>
           <w:b/>
           <w:bCs/>
           <w:sz w:val="32"/>
           <w:szCs w:val="32"/>
         </w:rPr>
-      </w:pPr>
-      <w:r>
-        <w:rPr>
-          <w:b/>
-          <w:bCs/>
-          <w:sz w:val="32"/>
-          <w:szCs w:val="32"/>
-        </w:rPr>
-        <w:t>6.3 Performance Target</w:t>
-      </w:r>
-      <w:r>
-        <w:rPr>
-          <w:b/>
-          <w:bCs/>
-          <w:sz w:val="32"/>
-          <w:szCs w:val="32"/>
-        </w:rPr>
-        <w:t>s</w:t>
-      </w:r>
-    </w:p>
-    <w:p>
-      <w:pPr>
-        <w:rPr>
-          <w:sz w:val="32"/>
-          <w:szCs w:val="32"/>
-        </w:rPr>
-      </w:pPr>
-    </w:p>
-    <w:p>
-      <w:pPr>
-        <w:rPr>
-          <w:b/>
-          <w:bCs/>
-          <w:sz w:val="40"/>
-          <w:szCs w:val="40"/>
-        </w:rPr>
-      </w:pPr>
-      <w:r>
-        <w:rPr>
-          <w:b/>
-          <w:bCs/>
-          <w:sz w:val="40"/>
-          <w:szCs w:val="40"/>
-        </w:rPr>
-        <w:t>7</w:t>
-      </w:r>
-      <w:r>
-        <w:rPr>
-          <w:b/>
-          <w:bCs/>
-          <w:sz w:val="40"/>
-          <w:szCs w:val="40"/>
-        </w:rPr>
-        <w:t>. Systems Design</w:t>
-      </w:r>
-    </w:p>
-    <w:p>
-      <w:pPr>
-        <w:rPr>
-          <w:b/>
-          <w:bCs/>
-          <w:sz w:val="32"/>
-          <w:szCs w:val="32"/>
-        </w:rPr>
-      </w:pPr>
-      <w:r>
-        <w:rPr>
-          <w:b/>
-          <w:bCs/>
-          <w:sz w:val="32"/>
-          <w:szCs w:val="32"/>
-        </w:rPr>
-        <w:t>7</w:t>
-      </w:r>
-      <w:r>
-        <w:rPr>
-          <w:b/>
-          <w:bCs/>
-          <w:sz w:val="32"/>
-          <w:szCs w:val="32"/>
-        </w:rPr>
-        <w:t xml:space="preserve">.1 Economy </w:t>
-      </w:r>
-    </w:p>
-    <w:p>
-      <w:pPr>
-        <w:rPr>
-          <w:b/>
-          <w:bCs/>
-          <w:sz w:val="32"/>
-          <w:szCs w:val="32"/>
-        </w:rPr>
-      </w:pPr>
-      <w:r>
-        <w:rPr>
-          <w:b/>
-          <w:bCs/>
-          <w:sz w:val="32"/>
-          <w:szCs w:val="32"/>
-        </w:rPr>
-        <w:lastRenderedPageBreak/>
         <w:t>7</w:t>
       </w:r>
       <w:r>
@@ -5393,6 +5952,119 @@
 <file path=word/numbering.xml><?xml version="1.0" encoding="utf-8"?>
 <w:numbering xmlns:wpc="http://schemas.microsoft.com/office/word/2010/wordprocessingCanvas" xmlns:cx="http://schemas.microsoft.com/office/drawing/2014/chartex" xmlns:cx1="http://schemas.microsoft.com/office/drawing/2015/9/8/chartex" xmlns:cx2="http://schemas.microsoft.com/office/drawing/2015/10/21/chartex" xmlns:cx3="http://schemas.microsoft.com/office/drawing/2016/5/9/chartex" xmlns:cx4="http://schemas.microsoft.com/office/drawing/2016/5/10/chartex" xmlns:cx5="http://schemas.microsoft.com/office/drawing/2016/5/11/chartex" xmlns:cx6="http://schemas.microsoft.com/office/drawing/2016/5/12/chartex" xmlns:cx7="http://schemas.microsoft.com/office/drawing/2016/5/13/chartex" xmlns:cx8="http://schemas.microsoft.com/office/drawing/2016/5/14/chartex" xmlns:mc="http://schemas.openxmlformats.org/markup-compatibility/2006" xmlns:aink="http://schemas.microsoft.com/office/drawing/2016/ink" xmlns:am3d="http://schemas.microsoft.com/office/drawing/2017/model3d" xmlns:o="urn:schemas-microsoft-com:office:office" xmlns:oel="http://schemas.microsoft.com/office/2019/extlst" xmlns:r="http://schemas.openxmlformats.org/officeDocument/2006/relationships" xmlns:m="http://schemas.openxmlformats.org/officeDocument/2006/math" xmlns:v="urn:schemas-microsoft-com:vml" xmlns:wp14="http://schemas.microsoft.com/office/word/2010/wordprocessingDrawing" xmlns:wp="http://schemas.openxmlformats.org/drawingml/2006/wordprocessingDrawing" xmlns:w10="urn:schemas-microsoft-com:office:word" xmlns:w="http://schemas.openxmlformats.org/wordprocessingml/2006/main" xmlns:w14="http://schemas.microsoft.com/office/word/2010/wordml" xmlns:w15="http://schemas.microsoft.com/office/word/2012/wordml" xmlns:w16cex="http://schemas.microsoft.com/office/word/2018/wordml/cex" xmlns:w16cid="http://schemas.microsoft.com/office/word/2016/wordml/cid" xmlns:w16="http://schemas.microsoft.com/office/word/2018/wordml" xmlns:w16du="http://schemas.microsoft.com/office/word/2023/wordml/word16du" xmlns:w16sdtdh="http://schemas.microsoft.com/office/word/2020/wordml/sdtdatahash" xmlns:w16sdtfl="http://schemas.microsoft.com/office/word/2024/wordml/sdtformatlock" xmlns:w16se="http://schemas.microsoft.com/office/word/2015/wordml/symex" xmlns:wpg="http://schemas.microsoft.com/office/word/2010/wordprocessingGroup" xmlns:wpi="http://schemas.microsoft.com/office/word/2010/wordprocessingInk" xmlns:wne="http://schemas.microsoft.com/office/word/2006/wordml" xmlns:wps="http://schemas.microsoft.com/office/word/2010/wordprocessingShape" mc:Ignorable="w14 w15 w16se w16cid w16 w16cex w16sdtdh w16sdtfl w16du wp14">
   <w:abstractNum w:abstractNumId="0" w15:restartNumberingAfterBreak="0">
+    <w:nsid w:val="03630F83"/>
+    <w:multiLevelType w:val="hybridMultilevel"/>
+    <w:tmpl w:val="86D04C28"/>
+    <w:lvl w:ilvl="0" w:tplc="08090001">
+      <w:start w:val="1"/>
+      <w:numFmt w:val="bullet"/>
+      <w:lvlText w:val=""/>
+      <w:lvlJc w:val="left"/>
+      <w:pPr>
+        <w:ind w:left="720" w:hanging="360"/>
+      </w:pPr>
+      <w:rPr>
+        <w:rFonts w:ascii="Symbol" w:hAnsi="Symbol" w:hint="default"/>
+      </w:rPr>
+    </w:lvl>
+    <w:lvl w:ilvl="1" w:tplc="08090003" w:tentative="1">
+      <w:start w:val="1"/>
+      <w:numFmt w:val="bullet"/>
+      <w:lvlText w:val="o"/>
+      <w:lvlJc w:val="left"/>
+      <w:pPr>
+        <w:ind w:left="1440" w:hanging="360"/>
+      </w:pPr>
+      <w:rPr>
+        <w:rFonts w:ascii="Courier New" w:hAnsi="Courier New" w:cs="Courier New" w:hint="default"/>
+      </w:rPr>
+    </w:lvl>
+    <w:lvl w:ilvl="2" w:tplc="08090005" w:tentative="1">
+      <w:start w:val="1"/>
+      <w:numFmt w:val="bullet"/>
+      <w:lvlText w:val=""/>
+      <w:lvlJc w:val="left"/>
+      <w:pPr>
+        <w:ind w:left="2160" w:hanging="360"/>
+      </w:pPr>
+      <w:rPr>
+        <w:rFonts w:ascii="Wingdings" w:hAnsi="Wingdings" w:hint="default"/>
+      </w:rPr>
+    </w:lvl>
+    <w:lvl w:ilvl="3" w:tplc="08090001" w:tentative="1">
+      <w:start w:val="1"/>
+      <w:numFmt w:val="bullet"/>
+      <w:lvlText w:val=""/>
+      <w:lvlJc w:val="left"/>
+      <w:pPr>
+        <w:ind w:left="2880" w:hanging="360"/>
+      </w:pPr>
+      <w:rPr>
+        <w:rFonts w:ascii="Symbol" w:hAnsi="Symbol" w:hint="default"/>
+      </w:rPr>
+    </w:lvl>
+    <w:lvl w:ilvl="4" w:tplc="08090003" w:tentative="1">
+      <w:start w:val="1"/>
+      <w:numFmt w:val="bullet"/>
+      <w:lvlText w:val="o"/>
+      <w:lvlJc w:val="left"/>
+      <w:pPr>
+        <w:ind w:left="3600" w:hanging="360"/>
+      </w:pPr>
+      <w:rPr>
+        <w:rFonts w:ascii="Courier New" w:hAnsi="Courier New" w:cs="Courier New" w:hint="default"/>
+      </w:rPr>
+    </w:lvl>
+    <w:lvl w:ilvl="5" w:tplc="08090005" w:tentative="1">
+      <w:start w:val="1"/>
+      <w:numFmt w:val="bullet"/>
+      <w:lvlText w:val=""/>
+      <w:lvlJc w:val="left"/>
+      <w:pPr>
+        <w:ind w:left="4320" w:hanging="360"/>
+      </w:pPr>
+      <w:rPr>
+        <w:rFonts w:ascii="Wingdings" w:hAnsi="Wingdings" w:hint="default"/>
+      </w:rPr>
+    </w:lvl>
+    <w:lvl w:ilvl="6" w:tplc="08090001" w:tentative="1">
+      <w:start w:val="1"/>
+      <w:numFmt w:val="bullet"/>
+      <w:lvlText w:val=""/>
+      <w:lvlJc w:val="left"/>
+      <w:pPr>
+        <w:ind w:left="5040" w:hanging="360"/>
+      </w:pPr>
+      <w:rPr>
+        <w:rFonts w:ascii="Symbol" w:hAnsi="Symbol" w:hint="default"/>
+      </w:rPr>
+    </w:lvl>
+    <w:lvl w:ilvl="7" w:tplc="08090003" w:tentative="1">
+      <w:start w:val="1"/>
+      <w:numFmt w:val="bullet"/>
+      <w:lvlText w:val="o"/>
+      <w:lvlJc w:val="left"/>
+      <w:pPr>
+        <w:ind w:left="5760" w:hanging="360"/>
+      </w:pPr>
+      <w:rPr>
+        <w:rFonts w:ascii="Courier New" w:hAnsi="Courier New" w:cs="Courier New" w:hint="default"/>
+      </w:rPr>
+    </w:lvl>
+    <w:lvl w:ilvl="8" w:tplc="08090005" w:tentative="1">
+      <w:start w:val="1"/>
+      <w:numFmt w:val="bullet"/>
+      <w:lvlText w:val=""/>
+      <w:lvlJc w:val="left"/>
+      <w:pPr>
+        <w:ind w:left="6480" w:hanging="360"/>
+      </w:pPr>
+      <w:rPr>
+        <w:rFonts w:ascii="Wingdings" w:hAnsi="Wingdings" w:hint="default"/>
+      </w:rPr>
+    </w:lvl>
+  </w:abstractNum>
+  <w:abstractNum w:abstractNumId="1" w15:restartNumberingAfterBreak="0">
     <w:nsid w:val="05FE094C"/>
     <w:multiLevelType w:val="hybridMultilevel"/>
     <w:tmpl w:val="AC5CF81C"/>
@@ -5505,7 +6177,7 @@
       </w:rPr>
     </w:lvl>
   </w:abstractNum>
-  <w:abstractNum w:abstractNumId="1" w15:restartNumberingAfterBreak="0">
+  <w:abstractNum w:abstractNumId="2" w15:restartNumberingAfterBreak="0">
     <w:nsid w:val="09F6460F"/>
     <w:multiLevelType w:val="hybridMultilevel"/>
     <w:tmpl w:val="04A4760C"/>
@@ -5618,7 +6290,7 @@
       </w:rPr>
     </w:lvl>
   </w:abstractNum>
-  <w:abstractNum w:abstractNumId="2" w15:restartNumberingAfterBreak="0">
+  <w:abstractNum w:abstractNumId="3" w15:restartNumberingAfterBreak="0">
     <w:nsid w:val="0D3C6925"/>
     <w:multiLevelType w:val="multilevel"/>
     <w:tmpl w:val="99FA8394"/>
@@ -5734,7 +6406,7 @@
       </w:pPr>
     </w:lvl>
   </w:abstractNum>
-  <w:abstractNum w:abstractNumId="3" w15:restartNumberingAfterBreak="0">
+  <w:abstractNum w:abstractNumId="4" w15:restartNumberingAfterBreak="0">
     <w:nsid w:val="0DAA53B2"/>
     <w:multiLevelType w:val="hybridMultilevel"/>
     <w:tmpl w:val="38380EE0"/>
@@ -5847,7 +6519,7 @@
       </w:rPr>
     </w:lvl>
   </w:abstractNum>
-  <w:abstractNum w:abstractNumId="4" w15:restartNumberingAfterBreak="0">
+  <w:abstractNum w:abstractNumId="5" w15:restartNumberingAfterBreak="0">
     <w:nsid w:val="156212B5"/>
     <w:multiLevelType w:val="hybridMultilevel"/>
     <w:tmpl w:val="CEC052D4"/>
@@ -5960,7 +6632,7 @@
       </w:rPr>
     </w:lvl>
   </w:abstractNum>
-  <w:abstractNum w:abstractNumId="5" w15:restartNumberingAfterBreak="0">
+  <w:abstractNum w:abstractNumId="6" w15:restartNumberingAfterBreak="0">
     <w:nsid w:val="15742BC7"/>
     <w:multiLevelType w:val="multilevel"/>
     <w:tmpl w:val="7E62D6EC"/>
@@ -6109,7 +6781,7 @@
       </w:rPr>
     </w:lvl>
   </w:abstractNum>
-  <w:abstractNum w:abstractNumId="6" w15:restartNumberingAfterBreak="0">
+  <w:abstractNum w:abstractNumId="7" w15:restartNumberingAfterBreak="0">
     <w:nsid w:val="17FE15D7"/>
     <w:multiLevelType w:val="hybridMultilevel"/>
     <w:tmpl w:val="0736002E"/>
@@ -6222,7 +6894,7 @@
       </w:rPr>
     </w:lvl>
   </w:abstractNum>
-  <w:abstractNum w:abstractNumId="7" w15:restartNumberingAfterBreak="0">
+  <w:abstractNum w:abstractNumId="8" w15:restartNumberingAfterBreak="0">
     <w:nsid w:val="1ADE64C6"/>
     <w:multiLevelType w:val="hybridMultilevel"/>
     <w:tmpl w:val="9E06E628"/>
@@ -6335,7 +7007,120 @@
       </w:rPr>
     </w:lvl>
   </w:abstractNum>
-  <w:abstractNum w:abstractNumId="8" w15:restartNumberingAfterBreak="0">
+  <w:abstractNum w:abstractNumId="9" w15:restartNumberingAfterBreak="0">
+    <w:nsid w:val="1F437702"/>
+    <w:multiLevelType w:val="hybridMultilevel"/>
+    <w:tmpl w:val="A628F6DE"/>
+    <w:lvl w:ilvl="0" w:tplc="08090001">
+      <w:start w:val="1"/>
+      <w:numFmt w:val="bullet"/>
+      <w:lvlText w:val=""/>
+      <w:lvlJc w:val="left"/>
+      <w:pPr>
+        <w:ind w:left="720" w:hanging="360"/>
+      </w:pPr>
+      <w:rPr>
+        <w:rFonts w:ascii="Symbol" w:hAnsi="Symbol" w:hint="default"/>
+      </w:rPr>
+    </w:lvl>
+    <w:lvl w:ilvl="1" w:tplc="08090003" w:tentative="1">
+      <w:start w:val="1"/>
+      <w:numFmt w:val="bullet"/>
+      <w:lvlText w:val="o"/>
+      <w:lvlJc w:val="left"/>
+      <w:pPr>
+        <w:ind w:left="1440" w:hanging="360"/>
+      </w:pPr>
+      <w:rPr>
+        <w:rFonts w:ascii="Courier New" w:hAnsi="Courier New" w:cs="Courier New" w:hint="default"/>
+      </w:rPr>
+    </w:lvl>
+    <w:lvl w:ilvl="2" w:tplc="08090005" w:tentative="1">
+      <w:start w:val="1"/>
+      <w:numFmt w:val="bullet"/>
+      <w:lvlText w:val=""/>
+      <w:lvlJc w:val="left"/>
+      <w:pPr>
+        <w:ind w:left="2160" w:hanging="360"/>
+      </w:pPr>
+      <w:rPr>
+        <w:rFonts w:ascii="Wingdings" w:hAnsi="Wingdings" w:hint="default"/>
+      </w:rPr>
+    </w:lvl>
+    <w:lvl w:ilvl="3" w:tplc="08090001" w:tentative="1">
+      <w:start w:val="1"/>
+      <w:numFmt w:val="bullet"/>
+      <w:lvlText w:val=""/>
+      <w:lvlJc w:val="left"/>
+      <w:pPr>
+        <w:ind w:left="2880" w:hanging="360"/>
+      </w:pPr>
+      <w:rPr>
+        <w:rFonts w:ascii="Symbol" w:hAnsi="Symbol" w:hint="default"/>
+      </w:rPr>
+    </w:lvl>
+    <w:lvl w:ilvl="4" w:tplc="08090003" w:tentative="1">
+      <w:start w:val="1"/>
+      <w:numFmt w:val="bullet"/>
+      <w:lvlText w:val="o"/>
+      <w:lvlJc w:val="left"/>
+      <w:pPr>
+        <w:ind w:left="3600" w:hanging="360"/>
+      </w:pPr>
+      <w:rPr>
+        <w:rFonts w:ascii="Courier New" w:hAnsi="Courier New" w:cs="Courier New" w:hint="default"/>
+      </w:rPr>
+    </w:lvl>
+    <w:lvl w:ilvl="5" w:tplc="08090005" w:tentative="1">
+      <w:start w:val="1"/>
+      <w:numFmt w:val="bullet"/>
+      <w:lvlText w:val=""/>
+      <w:lvlJc w:val="left"/>
+      <w:pPr>
+        <w:ind w:left="4320" w:hanging="360"/>
+      </w:pPr>
+      <w:rPr>
+        <w:rFonts w:ascii="Wingdings" w:hAnsi="Wingdings" w:hint="default"/>
+      </w:rPr>
+    </w:lvl>
+    <w:lvl w:ilvl="6" w:tplc="08090001" w:tentative="1">
+      <w:start w:val="1"/>
+      <w:numFmt w:val="bullet"/>
+      <w:lvlText w:val=""/>
+      <w:lvlJc w:val="left"/>
+      <w:pPr>
+        <w:ind w:left="5040" w:hanging="360"/>
+      </w:pPr>
+      <w:rPr>
+        <w:rFonts w:ascii="Symbol" w:hAnsi="Symbol" w:hint="default"/>
+      </w:rPr>
+    </w:lvl>
+    <w:lvl w:ilvl="7" w:tplc="08090003" w:tentative="1">
+      <w:start w:val="1"/>
+      <w:numFmt w:val="bullet"/>
+      <w:lvlText w:val="o"/>
+      <w:lvlJc w:val="left"/>
+      <w:pPr>
+        <w:ind w:left="5760" w:hanging="360"/>
+      </w:pPr>
+      <w:rPr>
+        <w:rFonts w:ascii="Courier New" w:hAnsi="Courier New" w:cs="Courier New" w:hint="default"/>
+      </w:rPr>
+    </w:lvl>
+    <w:lvl w:ilvl="8" w:tplc="08090005" w:tentative="1">
+      <w:start w:val="1"/>
+      <w:numFmt w:val="bullet"/>
+      <w:lvlText w:val=""/>
+      <w:lvlJc w:val="left"/>
+      <w:pPr>
+        <w:ind w:left="6480" w:hanging="360"/>
+      </w:pPr>
+      <w:rPr>
+        <w:rFonts w:ascii="Wingdings" w:hAnsi="Wingdings" w:hint="default"/>
+      </w:rPr>
+    </w:lvl>
+  </w:abstractNum>
+  <w:abstractNum w:abstractNumId="10" w15:restartNumberingAfterBreak="0">
     <w:nsid w:val="1FFD6192"/>
     <w:multiLevelType w:val="multilevel"/>
     <w:tmpl w:val="C1821770"/>
@@ -6484,7 +7269,7 @@
       </w:rPr>
     </w:lvl>
   </w:abstractNum>
-  <w:abstractNum w:abstractNumId="9" w15:restartNumberingAfterBreak="0">
+  <w:abstractNum w:abstractNumId="11" w15:restartNumberingAfterBreak="0">
     <w:nsid w:val="2322750C"/>
     <w:multiLevelType w:val="multilevel"/>
     <w:tmpl w:val="4B6CE8CE"/>
@@ -6633,7 +7418,7 @@
       </w:rPr>
     </w:lvl>
   </w:abstractNum>
-  <w:abstractNum w:abstractNumId="10" w15:restartNumberingAfterBreak="0">
+  <w:abstractNum w:abstractNumId="12" w15:restartNumberingAfterBreak="0">
     <w:nsid w:val="25613F92"/>
     <w:multiLevelType w:val="multilevel"/>
     <w:tmpl w:val="EF7E7746"/>
@@ -6782,7 +7567,7 @@
       </w:rPr>
     </w:lvl>
   </w:abstractNum>
-  <w:abstractNum w:abstractNumId="11" w15:restartNumberingAfterBreak="0">
+  <w:abstractNum w:abstractNumId="13" w15:restartNumberingAfterBreak="0">
     <w:nsid w:val="27A21E47"/>
     <w:multiLevelType w:val="multilevel"/>
     <w:tmpl w:val="87D811AE"/>
@@ -6931,7 +7716,7 @@
       </w:rPr>
     </w:lvl>
   </w:abstractNum>
-  <w:abstractNum w:abstractNumId="12" w15:restartNumberingAfterBreak="0">
+  <w:abstractNum w:abstractNumId="14" w15:restartNumberingAfterBreak="0">
     <w:nsid w:val="2C57393B"/>
     <w:multiLevelType w:val="hybridMultilevel"/>
     <w:tmpl w:val="9EC0980E"/>
@@ -7044,7 +7829,7 @@
       </w:rPr>
     </w:lvl>
   </w:abstractNum>
-  <w:abstractNum w:abstractNumId="13" w15:restartNumberingAfterBreak="0">
+  <w:abstractNum w:abstractNumId="15" w15:restartNumberingAfterBreak="0">
     <w:nsid w:val="32F1764A"/>
     <w:multiLevelType w:val="multilevel"/>
     <w:tmpl w:val="72A818A0"/>
@@ -7193,7 +7978,7 @@
       </w:rPr>
     </w:lvl>
   </w:abstractNum>
-  <w:abstractNum w:abstractNumId="14" w15:restartNumberingAfterBreak="0">
+  <w:abstractNum w:abstractNumId="16" w15:restartNumberingAfterBreak="0">
     <w:nsid w:val="33AF0CE1"/>
     <w:multiLevelType w:val="multilevel"/>
     <w:tmpl w:val="73760F5C"/>
@@ -7342,7 +8127,7 @@
       </w:rPr>
     </w:lvl>
   </w:abstractNum>
-  <w:abstractNum w:abstractNumId="15" w15:restartNumberingAfterBreak="0">
+  <w:abstractNum w:abstractNumId="17" w15:restartNumberingAfterBreak="0">
     <w:nsid w:val="372A743F"/>
     <w:multiLevelType w:val="multilevel"/>
     <w:tmpl w:val="EE1C5440"/>
@@ -7491,7 +8276,7 @@
       </w:rPr>
     </w:lvl>
   </w:abstractNum>
-  <w:abstractNum w:abstractNumId="16" w15:restartNumberingAfterBreak="0">
+  <w:abstractNum w:abstractNumId="18" w15:restartNumberingAfterBreak="0">
     <w:nsid w:val="374F09B3"/>
     <w:multiLevelType w:val="multilevel"/>
     <w:tmpl w:val="89C030EA"/>
@@ -7640,7 +8425,7 @@
       </w:rPr>
     </w:lvl>
   </w:abstractNum>
-  <w:abstractNum w:abstractNumId="17" w15:restartNumberingAfterBreak="0">
+  <w:abstractNum w:abstractNumId="19" w15:restartNumberingAfterBreak="0">
     <w:nsid w:val="413375C7"/>
     <w:multiLevelType w:val="multilevel"/>
     <w:tmpl w:val="5180FECE"/>
@@ -7789,7 +8574,7 @@
       </w:rPr>
     </w:lvl>
   </w:abstractNum>
-  <w:abstractNum w:abstractNumId="18" w15:restartNumberingAfterBreak="0">
+  <w:abstractNum w:abstractNumId="20" w15:restartNumberingAfterBreak="0">
     <w:nsid w:val="414D5BFC"/>
     <w:multiLevelType w:val="hybridMultilevel"/>
     <w:tmpl w:val="431E2D62"/>
@@ -7902,7 +8687,7 @@
       </w:rPr>
     </w:lvl>
   </w:abstractNum>
-  <w:abstractNum w:abstractNumId="19" w15:restartNumberingAfterBreak="0">
+  <w:abstractNum w:abstractNumId="21" w15:restartNumberingAfterBreak="0">
     <w:nsid w:val="4FBE7031"/>
     <w:multiLevelType w:val="multilevel"/>
     <w:tmpl w:val="C3426136"/>
@@ -8051,7 +8836,7 @@
       </w:rPr>
     </w:lvl>
   </w:abstractNum>
-  <w:abstractNum w:abstractNumId="20" w15:restartNumberingAfterBreak="0">
+  <w:abstractNum w:abstractNumId="22" w15:restartNumberingAfterBreak="0">
     <w:nsid w:val="517253E2"/>
     <w:multiLevelType w:val="multilevel"/>
     <w:tmpl w:val="B18E0244"/>
@@ -8200,7 +8985,7 @@
       </w:rPr>
     </w:lvl>
   </w:abstractNum>
-  <w:abstractNum w:abstractNumId="21" w15:restartNumberingAfterBreak="0">
+  <w:abstractNum w:abstractNumId="23" w15:restartNumberingAfterBreak="0">
     <w:nsid w:val="56EB42DF"/>
     <w:multiLevelType w:val="multilevel"/>
     <w:tmpl w:val="45A0934C"/>
@@ -8349,7 +9134,7 @@
       </w:rPr>
     </w:lvl>
   </w:abstractNum>
-  <w:abstractNum w:abstractNumId="22" w15:restartNumberingAfterBreak="0">
+  <w:abstractNum w:abstractNumId="24" w15:restartNumberingAfterBreak="0">
     <w:nsid w:val="58062FA1"/>
     <w:multiLevelType w:val="hybridMultilevel"/>
     <w:tmpl w:val="FEC2115A"/>
@@ -8462,7 +9247,7 @@
       </w:rPr>
     </w:lvl>
   </w:abstractNum>
-  <w:abstractNum w:abstractNumId="23" w15:restartNumberingAfterBreak="0">
+  <w:abstractNum w:abstractNumId="25" w15:restartNumberingAfterBreak="0">
     <w:nsid w:val="59C76DD2"/>
     <w:multiLevelType w:val="hybridMultilevel"/>
     <w:tmpl w:val="9E0A5354"/>
@@ -8575,7 +9360,120 @@
       </w:rPr>
     </w:lvl>
   </w:abstractNum>
-  <w:abstractNum w:abstractNumId="24" w15:restartNumberingAfterBreak="0">
+  <w:abstractNum w:abstractNumId="26" w15:restartNumberingAfterBreak="0">
+    <w:nsid w:val="5F1C0FA3"/>
+    <w:multiLevelType w:val="hybridMultilevel"/>
+    <w:tmpl w:val="161ECD68"/>
+    <w:lvl w:ilvl="0" w:tplc="08090001">
+      <w:start w:val="1"/>
+      <w:numFmt w:val="bullet"/>
+      <w:lvlText w:val=""/>
+      <w:lvlJc w:val="left"/>
+      <w:pPr>
+        <w:ind w:left="720" w:hanging="360"/>
+      </w:pPr>
+      <w:rPr>
+        <w:rFonts w:ascii="Symbol" w:hAnsi="Symbol" w:hint="default"/>
+      </w:rPr>
+    </w:lvl>
+    <w:lvl w:ilvl="1" w:tplc="08090003" w:tentative="1">
+      <w:start w:val="1"/>
+      <w:numFmt w:val="bullet"/>
+      <w:lvlText w:val="o"/>
+      <w:lvlJc w:val="left"/>
+      <w:pPr>
+        <w:ind w:left="1440" w:hanging="360"/>
+      </w:pPr>
+      <w:rPr>
+        <w:rFonts w:ascii="Courier New" w:hAnsi="Courier New" w:cs="Courier New" w:hint="default"/>
+      </w:rPr>
+    </w:lvl>
+    <w:lvl w:ilvl="2" w:tplc="08090005" w:tentative="1">
+      <w:start w:val="1"/>
+      <w:numFmt w:val="bullet"/>
+      <w:lvlText w:val=""/>
+      <w:lvlJc w:val="left"/>
+      <w:pPr>
+        <w:ind w:left="2160" w:hanging="360"/>
+      </w:pPr>
+      <w:rPr>
+        <w:rFonts w:ascii="Wingdings" w:hAnsi="Wingdings" w:hint="default"/>
+      </w:rPr>
+    </w:lvl>
+    <w:lvl w:ilvl="3" w:tplc="08090001" w:tentative="1">
+      <w:start w:val="1"/>
+      <w:numFmt w:val="bullet"/>
+      <w:lvlText w:val=""/>
+      <w:lvlJc w:val="left"/>
+      <w:pPr>
+        <w:ind w:left="2880" w:hanging="360"/>
+      </w:pPr>
+      <w:rPr>
+        <w:rFonts w:ascii="Symbol" w:hAnsi="Symbol" w:hint="default"/>
+      </w:rPr>
+    </w:lvl>
+    <w:lvl w:ilvl="4" w:tplc="08090003" w:tentative="1">
+      <w:start w:val="1"/>
+      <w:numFmt w:val="bullet"/>
+      <w:lvlText w:val="o"/>
+      <w:lvlJc w:val="left"/>
+      <w:pPr>
+        <w:ind w:left="3600" w:hanging="360"/>
+      </w:pPr>
+      <w:rPr>
+        <w:rFonts w:ascii="Courier New" w:hAnsi="Courier New" w:cs="Courier New" w:hint="default"/>
+      </w:rPr>
+    </w:lvl>
+    <w:lvl w:ilvl="5" w:tplc="08090005" w:tentative="1">
+      <w:start w:val="1"/>
+      <w:numFmt w:val="bullet"/>
+      <w:lvlText w:val=""/>
+      <w:lvlJc w:val="left"/>
+      <w:pPr>
+        <w:ind w:left="4320" w:hanging="360"/>
+      </w:pPr>
+      <w:rPr>
+        <w:rFonts w:ascii="Wingdings" w:hAnsi="Wingdings" w:hint="default"/>
+      </w:rPr>
+    </w:lvl>
+    <w:lvl w:ilvl="6" w:tplc="08090001" w:tentative="1">
+      <w:start w:val="1"/>
+      <w:numFmt w:val="bullet"/>
+      <w:lvlText w:val=""/>
+      <w:lvlJc w:val="left"/>
+      <w:pPr>
+        <w:ind w:left="5040" w:hanging="360"/>
+      </w:pPr>
+      <w:rPr>
+        <w:rFonts w:ascii="Symbol" w:hAnsi="Symbol" w:hint="default"/>
+      </w:rPr>
+    </w:lvl>
+    <w:lvl w:ilvl="7" w:tplc="08090003" w:tentative="1">
+      <w:start w:val="1"/>
+      <w:numFmt w:val="bullet"/>
+      <w:lvlText w:val="o"/>
+      <w:lvlJc w:val="left"/>
+      <w:pPr>
+        <w:ind w:left="5760" w:hanging="360"/>
+      </w:pPr>
+      <w:rPr>
+        <w:rFonts w:ascii="Courier New" w:hAnsi="Courier New" w:cs="Courier New" w:hint="default"/>
+      </w:rPr>
+    </w:lvl>
+    <w:lvl w:ilvl="8" w:tplc="08090005" w:tentative="1">
+      <w:start w:val="1"/>
+      <w:numFmt w:val="bullet"/>
+      <w:lvlText w:val=""/>
+      <w:lvlJc w:val="left"/>
+      <w:pPr>
+        <w:ind w:left="6480" w:hanging="360"/>
+      </w:pPr>
+      <w:rPr>
+        <w:rFonts w:ascii="Wingdings" w:hAnsi="Wingdings" w:hint="default"/>
+      </w:rPr>
+    </w:lvl>
+  </w:abstractNum>
+  <w:abstractNum w:abstractNumId="27" w15:restartNumberingAfterBreak="0">
     <w:nsid w:val="5FD422DC"/>
     <w:multiLevelType w:val="hybridMultilevel"/>
     <w:tmpl w:val="3856A20C"/>
@@ -8688,7 +9586,7 @@
       </w:rPr>
     </w:lvl>
   </w:abstractNum>
-  <w:abstractNum w:abstractNumId="25" w15:restartNumberingAfterBreak="0">
+  <w:abstractNum w:abstractNumId="28" w15:restartNumberingAfterBreak="0">
     <w:nsid w:val="61096500"/>
     <w:multiLevelType w:val="hybridMultilevel"/>
     <w:tmpl w:val="14E4DF6E"/>
@@ -8801,7 +9699,7 @@
       </w:rPr>
     </w:lvl>
   </w:abstractNum>
-  <w:abstractNum w:abstractNumId="26" w15:restartNumberingAfterBreak="0">
+  <w:abstractNum w:abstractNumId="29" w15:restartNumberingAfterBreak="0">
     <w:nsid w:val="62187F9C"/>
     <w:multiLevelType w:val="hybridMultilevel"/>
     <w:tmpl w:val="4474AB12"/>
@@ -8914,7 +9812,120 @@
       </w:rPr>
     </w:lvl>
   </w:abstractNum>
-  <w:abstractNum w:abstractNumId="27" w15:restartNumberingAfterBreak="0">
+  <w:abstractNum w:abstractNumId="30" w15:restartNumberingAfterBreak="0">
+    <w:nsid w:val="66730BC2"/>
+    <w:multiLevelType w:val="hybridMultilevel"/>
+    <w:tmpl w:val="7BFCD36E"/>
+    <w:lvl w:ilvl="0" w:tplc="08090001">
+      <w:start w:val="1"/>
+      <w:numFmt w:val="bullet"/>
+      <w:lvlText w:val=""/>
+      <w:lvlJc w:val="left"/>
+      <w:pPr>
+        <w:ind w:left="720" w:hanging="360"/>
+      </w:pPr>
+      <w:rPr>
+        <w:rFonts w:ascii="Symbol" w:hAnsi="Symbol" w:hint="default"/>
+      </w:rPr>
+    </w:lvl>
+    <w:lvl w:ilvl="1" w:tplc="08090003">
+      <w:start w:val="1"/>
+      <w:numFmt w:val="bullet"/>
+      <w:lvlText w:val="o"/>
+      <w:lvlJc w:val="left"/>
+      <w:pPr>
+        <w:ind w:left="1440" w:hanging="360"/>
+      </w:pPr>
+      <w:rPr>
+        <w:rFonts w:ascii="Courier New" w:hAnsi="Courier New" w:cs="Courier New" w:hint="default"/>
+      </w:rPr>
+    </w:lvl>
+    <w:lvl w:ilvl="2" w:tplc="08090005" w:tentative="1">
+      <w:start w:val="1"/>
+      <w:numFmt w:val="bullet"/>
+      <w:lvlText w:val=""/>
+      <w:lvlJc w:val="left"/>
+      <w:pPr>
+        <w:ind w:left="2160" w:hanging="360"/>
+      </w:pPr>
+      <w:rPr>
+        <w:rFonts w:ascii="Wingdings" w:hAnsi="Wingdings" w:hint="default"/>
+      </w:rPr>
+    </w:lvl>
+    <w:lvl w:ilvl="3" w:tplc="08090001" w:tentative="1">
+      <w:start w:val="1"/>
+      <w:numFmt w:val="bullet"/>
+      <w:lvlText w:val=""/>
+      <w:lvlJc w:val="left"/>
+      <w:pPr>
+        <w:ind w:left="2880" w:hanging="360"/>
+      </w:pPr>
+      <w:rPr>
+        <w:rFonts w:ascii="Symbol" w:hAnsi="Symbol" w:hint="default"/>
+      </w:rPr>
+    </w:lvl>
+    <w:lvl w:ilvl="4" w:tplc="08090003" w:tentative="1">
+      <w:start w:val="1"/>
+      <w:numFmt w:val="bullet"/>
+      <w:lvlText w:val="o"/>
+      <w:lvlJc w:val="left"/>
+      <w:pPr>
+        <w:ind w:left="3600" w:hanging="360"/>
+      </w:pPr>
+      <w:rPr>
+        <w:rFonts w:ascii="Courier New" w:hAnsi="Courier New" w:cs="Courier New" w:hint="default"/>
+      </w:rPr>
+    </w:lvl>
+    <w:lvl w:ilvl="5" w:tplc="08090005" w:tentative="1">
+      <w:start w:val="1"/>
+      <w:numFmt w:val="bullet"/>
+      <w:lvlText w:val=""/>
+      <w:lvlJc w:val="left"/>
+      <w:pPr>
+        <w:ind w:left="4320" w:hanging="360"/>
+      </w:pPr>
+      <w:rPr>
+        <w:rFonts w:ascii="Wingdings" w:hAnsi="Wingdings" w:hint="default"/>
+      </w:rPr>
+    </w:lvl>
+    <w:lvl w:ilvl="6" w:tplc="08090001" w:tentative="1">
+      <w:start w:val="1"/>
+      <w:numFmt w:val="bullet"/>
+      <w:lvlText w:val=""/>
+      <w:lvlJc w:val="left"/>
+      <w:pPr>
+        <w:ind w:left="5040" w:hanging="360"/>
+      </w:pPr>
+      <w:rPr>
+        <w:rFonts w:ascii="Symbol" w:hAnsi="Symbol" w:hint="default"/>
+      </w:rPr>
+    </w:lvl>
+    <w:lvl w:ilvl="7" w:tplc="08090003" w:tentative="1">
+      <w:start w:val="1"/>
+      <w:numFmt w:val="bullet"/>
+      <w:lvlText w:val="o"/>
+      <w:lvlJc w:val="left"/>
+      <w:pPr>
+        <w:ind w:left="5760" w:hanging="360"/>
+      </w:pPr>
+      <w:rPr>
+        <w:rFonts w:ascii="Courier New" w:hAnsi="Courier New" w:cs="Courier New" w:hint="default"/>
+      </w:rPr>
+    </w:lvl>
+    <w:lvl w:ilvl="8" w:tplc="08090005" w:tentative="1">
+      <w:start w:val="1"/>
+      <w:numFmt w:val="bullet"/>
+      <w:lvlText w:val=""/>
+      <w:lvlJc w:val="left"/>
+      <w:pPr>
+        <w:ind w:left="6480" w:hanging="360"/>
+      </w:pPr>
+      <w:rPr>
+        <w:rFonts w:ascii="Wingdings" w:hAnsi="Wingdings" w:hint="default"/>
+      </w:rPr>
+    </w:lvl>
+  </w:abstractNum>
+  <w:abstractNum w:abstractNumId="31" w15:restartNumberingAfterBreak="0">
     <w:nsid w:val="67BA0EC9"/>
     <w:multiLevelType w:val="hybridMultilevel"/>
     <w:tmpl w:val="B7FCD770"/>
@@ -9027,7 +10038,7 @@
       </w:rPr>
     </w:lvl>
   </w:abstractNum>
-  <w:abstractNum w:abstractNumId="28" w15:restartNumberingAfterBreak="0">
+  <w:abstractNum w:abstractNumId="32" w15:restartNumberingAfterBreak="0">
     <w:nsid w:val="764044EA"/>
     <w:multiLevelType w:val="multilevel"/>
     <w:tmpl w:val="EBC6C374"/>
@@ -9176,7 +10187,7 @@
       </w:rPr>
     </w:lvl>
   </w:abstractNum>
-  <w:abstractNum w:abstractNumId="29" w15:restartNumberingAfterBreak="0">
+  <w:abstractNum w:abstractNumId="33" w15:restartNumberingAfterBreak="0">
     <w:nsid w:val="7CD82EA5"/>
     <w:multiLevelType w:val="hybridMultilevel"/>
     <w:tmpl w:val="36024FEE"/>
@@ -9290,94 +10301,106 @@
     </w:lvl>
   </w:abstractNum>
   <w:num w:numId="1" w16cid:durableId="1237863729">
+    <w:abstractNumId w:val="17"/>
+  </w:num>
+  <w:num w:numId="2" w16cid:durableId="1763141192">
+    <w:abstractNumId w:val="11"/>
+  </w:num>
+  <w:num w:numId="3" w16cid:durableId="1480923923">
+    <w:abstractNumId w:val="6"/>
+  </w:num>
+  <w:num w:numId="4" w16cid:durableId="770009844">
+    <w:abstractNumId w:val="23"/>
+  </w:num>
+  <w:num w:numId="5" w16cid:durableId="1643192425">
+    <w:abstractNumId w:val="21"/>
+  </w:num>
+  <w:num w:numId="6" w16cid:durableId="559444614">
+    <w:abstractNumId w:val="12"/>
+  </w:num>
+  <w:num w:numId="7" w16cid:durableId="1496148319">
+    <w:abstractNumId w:val="19"/>
+  </w:num>
+  <w:num w:numId="8" w16cid:durableId="1130785413">
+    <w:abstractNumId w:val="10"/>
+  </w:num>
+  <w:num w:numId="9" w16cid:durableId="85006238">
+    <w:abstractNumId w:val="18"/>
+  </w:num>
+  <w:num w:numId="10" w16cid:durableId="1436289974">
+    <w:abstractNumId w:val="16"/>
+  </w:num>
+  <w:num w:numId="11" w16cid:durableId="1458986796">
+    <w:abstractNumId w:val="32"/>
+  </w:num>
+  <w:num w:numId="12" w16cid:durableId="1879507726">
+    <w:abstractNumId w:val="3"/>
+  </w:num>
+  <w:num w:numId="13" w16cid:durableId="209004001">
+    <w:abstractNumId w:val="25"/>
+  </w:num>
+  <w:num w:numId="14" w16cid:durableId="900943215">
+    <w:abstractNumId w:val="27"/>
+  </w:num>
+  <w:num w:numId="15" w16cid:durableId="1854490131">
+    <w:abstractNumId w:val="5"/>
+  </w:num>
+  <w:num w:numId="16" w16cid:durableId="1247568921">
+    <w:abstractNumId w:val="31"/>
+  </w:num>
+  <w:num w:numId="17" w16cid:durableId="652299658">
+    <w:abstractNumId w:val="28"/>
+  </w:num>
+  <w:num w:numId="18" w16cid:durableId="648166627">
+    <w:abstractNumId w:val="1"/>
+  </w:num>
+  <w:num w:numId="19" w16cid:durableId="631836319">
+    <w:abstractNumId w:val="7"/>
+  </w:num>
+  <w:num w:numId="20" w16cid:durableId="1775980609">
+    <w:abstractNumId w:val="29"/>
+  </w:num>
+  <w:num w:numId="21" w16cid:durableId="615874544">
+    <w:abstractNumId w:val="33"/>
+  </w:num>
+  <w:num w:numId="22" w16cid:durableId="1296567254">
+    <w:abstractNumId w:val="8"/>
+  </w:num>
+  <w:num w:numId="23" w16cid:durableId="1396588255">
+    <w:abstractNumId w:val="20"/>
+  </w:num>
+  <w:num w:numId="24" w16cid:durableId="258147409">
+    <w:abstractNumId w:val="24"/>
+  </w:num>
+  <w:num w:numId="25" w16cid:durableId="1887982871">
+    <w:abstractNumId w:val="4"/>
+  </w:num>
+  <w:num w:numId="26" w16cid:durableId="1839878469">
+    <w:abstractNumId w:val="2"/>
+  </w:num>
+  <w:num w:numId="27" w16cid:durableId="69084407">
     <w:abstractNumId w:val="15"/>
   </w:num>
-  <w:num w:numId="2" w16cid:durableId="1763141192">
+  <w:num w:numId="28" w16cid:durableId="570887835">
+    <w:abstractNumId w:val="22"/>
+  </w:num>
+  <w:num w:numId="29" w16cid:durableId="1090389673">
+    <w:abstractNumId w:val="13"/>
+  </w:num>
+  <w:num w:numId="30" w16cid:durableId="241449448">
+    <w:abstractNumId w:val="14"/>
+  </w:num>
+  <w:num w:numId="31" w16cid:durableId="1586766255">
+    <w:abstractNumId w:val="30"/>
+  </w:num>
+  <w:num w:numId="32" w16cid:durableId="1267613296">
+    <w:abstractNumId w:val="0"/>
+  </w:num>
+  <w:num w:numId="33" w16cid:durableId="1348143468">
     <w:abstractNumId w:val="9"/>
   </w:num>
-  <w:num w:numId="3" w16cid:durableId="1480923923">
-    <w:abstractNumId w:val="5"/>
-  </w:num>
-  <w:num w:numId="4" w16cid:durableId="770009844">
-    <w:abstractNumId w:val="21"/>
-  </w:num>
-  <w:num w:numId="5" w16cid:durableId="1643192425">
-    <w:abstractNumId w:val="19"/>
-  </w:num>
-  <w:num w:numId="6" w16cid:durableId="559444614">
-    <w:abstractNumId w:val="10"/>
-  </w:num>
-  <w:num w:numId="7" w16cid:durableId="1496148319">
-    <w:abstractNumId w:val="17"/>
-  </w:num>
-  <w:num w:numId="8" w16cid:durableId="1130785413">
-    <w:abstractNumId w:val="8"/>
-  </w:num>
-  <w:num w:numId="9" w16cid:durableId="85006238">
-    <w:abstractNumId w:val="16"/>
-  </w:num>
-  <w:num w:numId="10" w16cid:durableId="1436289974">
-    <w:abstractNumId w:val="14"/>
-  </w:num>
-  <w:num w:numId="11" w16cid:durableId="1458986796">
-    <w:abstractNumId w:val="28"/>
-  </w:num>
-  <w:num w:numId="12" w16cid:durableId="1879507726">
-    <w:abstractNumId w:val="2"/>
-  </w:num>
-  <w:num w:numId="13" w16cid:durableId="209004001">
-    <w:abstractNumId w:val="23"/>
-  </w:num>
-  <w:num w:numId="14" w16cid:durableId="900943215">
-    <w:abstractNumId w:val="24"/>
-  </w:num>
-  <w:num w:numId="15" w16cid:durableId="1854490131">
-    <w:abstractNumId w:val="4"/>
-  </w:num>
-  <w:num w:numId="16" w16cid:durableId="1247568921">
-    <w:abstractNumId w:val="27"/>
-  </w:num>
-  <w:num w:numId="17" w16cid:durableId="652299658">
-    <w:abstractNumId w:val="25"/>
-  </w:num>
-  <w:num w:numId="18" w16cid:durableId="648166627">
-    <w:abstractNumId w:val="0"/>
-  </w:num>
-  <w:num w:numId="19" w16cid:durableId="631836319">
-    <w:abstractNumId w:val="6"/>
-  </w:num>
-  <w:num w:numId="20" w16cid:durableId="1775980609">
+  <w:num w:numId="34" w16cid:durableId="691537495">
     <w:abstractNumId w:val="26"/>
-  </w:num>
-  <w:num w:numId="21" w16cid:durableId="615874544">
-    <w:abstractNumId w:val="29"/>
-  </w:num>
-  <w:num w:numId="22" w16cid:durableId="1296567254">
-    <w:abstractNumId w:val="7"/>
-  </w:num>
-  <w:num w:numId="23" w16cid:durableId="1396588255">
-    <w:abstractNumId w:val="18"/>
-  </w:num>
-  <w:num w:numId="24" w16cid:durableId="258147409">
-    <w:abstractNumId w:val="22"/>
-  </w:num>
-  <w:num w:numId="25" w16cid:durableId="1887982871">
-    <w:abstractNumId w:val="3"/>
-  </w:num>
-  <w:num w:numId="26" w16cid:durableId="1839878469">
-    <w:abstractNumId w:val="1"/>
-  </w:num>
-  <w:num w:numId="27" w16cid:durableId="69084407">
-    <w:abstractNumId w:val="13"/>
-  </w:num>
-  <w:num w:numId="28" w16cid:durableId="570887835">
-    <w:abstractNumId w:val="20"/>
-  </w:num>
-  <w:num w:numId="29" w16cid:durableId="1090389673">
-    <w:abstractNumId w:val="11"/>
-  </w:num>
-  <w:num w:numId="30" w16cid:durableId="241449448">
-    <w:abstractNumId w:val="12"/>
   </w:num>
 </w:numbering>
 </file>

--- a/Documentation/GDD/Heart of Ruin - GDD.docx
+++ b/Documentation/GDD/Heart of Ruin - GDD.docx
@@ -5677,7 +5677,13 @@
     </w:p>
     <w:p>
       <w:r>
-        <w:t>The expected performance targets are:</w:t>
+        <w:t xml:space="preserve">The expected </w:t>
+      </w:r>
+      <w:r>
+        <w:t xml:space="preserve">minimum </w:t>
+      </w:r>
+      <w:r>
+        <w:t>performance targets are:</w:t>
       </w:r>
     </w:p>
     <w:p>
@@ -5689,7 +5695,7 @@
         </w:numPr>
       </w:pPr>
       <w:r>
-        <w:t>Minimum 60 frames per second at 4K resolution.</w:t>
+        <w:t>60 frames per second at 4K resolution.</w:t>
       </w:r>
     </w:p>
     <w:p>
@@ -5790,6 +5796,17 @@
       </w:r>
     </w:p>
     <w:p>
+      <w:r>
+        <w:t xml:space="preserve">The economy in game will be coins and gems. Coins can be used to buy new equipment, and gems will be used to upgrade equipment, add magic properties and to buy luxury / rare items from the Mole Trader. </w:t>
+      </w:r>
+    </w:p>
+    <w:p>
+      <w:r>
+        <w:t>On death any coins collected during the run will be lost. Gems will not be lost on player death. This ensures progression in game will be possible for all player abilities.</w:t>
+      </w:r>
+    </w:p>
+    <w:p/>
+    <w:p>
       <w:pPr>
         <w:rPr>
           <w:b/>
@@ -5818,6 +5835,20 @@
       </w:r>
     </w:p>
     <w:p>
+      <w:r>
+        <w:t xml:space="preserve">The enemy AI </w:t>
+      </w:r>
+      <w:r>
+        <w:t>will be designed to pursue the player in waves, as the player enters each room of the biome. Dependant on the level of the zone, the biome modifiers, and other factors such as players curse, the AI will react accordingly, potentially overwhelming the player.</w:t>
+      </w:r>
+    </w:p>
+    <w:p>
+      <w:r>
+        <w:t>The boss enemy will start in the boss room, which must be located by the player. This room can be opened early by the player, at risk of premature death. But waiting too long the enemy boss will break free of the room and proceed to hunt the player with bonus modifiers.</w:t>
+      </w:r>
+    </w:p>
+    <w:p/>
+    <w:p>
       <w:pPr>
         <w:rPr>
           <w:b/>
@@ -5846,6 +5877,16 @@
       </w:r>
     </w:p>
     <w:p>
+      <w:r>
+        <w:t>The game will follow other rogue lite games in its difficulty curve. The initial levels will be beginner friendly, but the difficulty will ramp up significantly over time, requiring the player to play multiple playthroughs to be able to find all pages of the spellbook.</w:t>
+      </w:r>
+    </w:p>
+    <w:p>
+      <w:r>
+        <w:t>Curse modifiers are a selectable option when a player respawns, adding an extra layer of punishment for players wanting a harder experience.</w:t>
+      </w:r>
+    </w:p>
+    <w:p>
       <w:pPr>
         <w:rPr>
           <w:sz w:val="32"/>
@@ -5855,6 +5896,7 @@
     </w:p>
     <w:p>
       <w:pPr>
+        <w:spacing w:line="259" w:lineRule="auto"/>
         <w:rPr>
           <w:b/>
           <w:bCs/>
@@ -5869,15 +5911,35 @@
           <w:sz w:val="40"/>
           <w:szCs w:val="40"/>
         </w:rPr>
-        <w:t>8</w:t>
-      </w:r>
-      <w:r>
+        <w:br w:type="page"/>
+      </w:r>
+    </w:p>
+    <w:p>
+      <w:pPr>
         <w:rPr>
           <w:b/>
           <w:bCs/>
           <w:sz w:val="40"/>
           <w:szCs w:val="40"/>
         </w:rPr>
+      </w:pPr>
+      <w:r>
+        <w:rPr>
+          <w:b/>
+          <w:bCs/>
+          <w:sz w:val="40"/>
+          <w:szCs w:val="40"/>
+        </w:rPr>
+        <w:lastRenderedPageBreak/>
+        <w:t>8</w:t>
+      </w:r>
+      <w:r>
+        <w:rPr>
+          <w:b/>
+          <w:bCs/>
+          <w:sz w:val="40"/>
+          <w:szCs w:val="40"/>
+        </w:rPr>
         <w:t>. Project Scope</w:t>
       </w:r>
     </w:p>
@@ -5910,6 +5972,60 @@
       </w:r>
     </w:p>
     <w:p>
+      <w:r>
+        <w:t>Steven Holmes – Environment Artist / Project Lead.</w:t>
+      </w:r>
+    </w:p>
+    <w:p>
+      <w:r>
+        <w:t>David Mulgrew – Programming / Deputy Project Lead.</w:t>
+      </w:r>
+    </w:p>
+    <w:p>
+      <w:r>
+        <w:t xml:space="preserve">Callum Streets </w:t>
+      </w:r>
+      <w:r>
+        <w:t>–</w:t>
+      </w:r>
+      <w:r>
+        <w:t xml:space="preserve"> </w:t>
+      </w:r>
+      <w:r>
+        <w:t>Technical Artist / Programming.</w:t>
+      </w:r>
+    </w:p>
+    <w:p>
+      <w:r>
+        <w:t>Claire Peacey – Environment Artist / UI/UX.</w:t>
+      </w:r>
+    </w:p>
+    <w:p>
+      <w:r>
+        <w:t>Damien Turner – Character Artist / UI/UX.</w:t>
+      </w:r>
+    </w:p>
+    <w:p>
+      <w:r>
+        <w:t>Daniel Sullivan – Character Artist / VFX.</w:t>
+      </w:r>
+    </w:p>
+    <w:p>
+      <w:r>
+        <w:t>Daniel Clamp – Worldbuilding / Animation / Rigging</w:t>
+      </w:r>
+    </w:p>
+    <w:p>
+      <w:pPr>
+        <w:rPr>
+          <w:b/>
+          <w:bCs/>
+          <w:sz w:val="28"/>
+          <w:szCs w:val="28"/>
+        </w:rPr>
+      </w:pPr>
+    </w:p>
+    <w:p>
       <w:pPr>
         <w:rPr>
           <w:b/>
@@ -5937,7 +6053,62 @@
         <w:t>.2 Timeline</w:t>
       </w:r>
     </w:p>
-    <w:p/>
+    <w:p>
+      <w:r>
+        <w:t>Game Pitch Submission – 8</w:t>
+      </w:r>
+      <w:r>
+        <w:rPr>
+          <w:vertAlign w:val="superscript"/>
+        </w:rPr>
+        <w:t>th</w:t>
+      </w:r>
+      <w:r>
+        <w:t xml:space="preserve"> December 2025</w:t>
+      </w:r>
+    </w:p>
+    <w:p>
+      <w:r>
+        <w:t>Alpha Presentation &amp; Submission – 20</w:t>
+      </w:r>
+      <w:r>
+        <w:rPr>
+          <w:vertAlign w:val="superscript"/>
+        </w:rPr>
+        <w:t>th</w:t>
+      </w:r>
+      <w:r>
+        <w:t xml:space="preserve"> March 2026</w:t>
+      </w:r>
+    </w:p>
+    <w:p>
+      <w:r>
+        <w:t>Beta Presentation (Formative) – 11</w:t>
+      </w:r>
+      <w:r>
+        <w:rPr>
+          <w:vertAlign w:val="superscript"/>
+        </w:rPr>
+        <w:t>th</w:t>
+      </w:r>
+      <w:r>
+        <w:t xml:space="preserve"> May 2025</w:t>
+      </w:r>
+    </w:p>
+    <w:p>
+      <w:r>
+        <w:t>Gold Presentation &amp; Submission – 22</w:t>
+      </w:r>
+      <w:r>
+        <w:rPr>
+          <w:vertAlign w:val="superscript"/>
+        </w:rPr>
+        <w:t>nd</w:t>
+      </w:r>
+      <w:r>
+        <w:t xml:space="preserve"> May 2025</w:t>
+      </w:r>
+    </w:p>
     <w:sectPr>
       <w:type w:val="continuous"/>
       <w:pgSz w:w="11906" w:h="16838"/>
